--- a/docs/standards/word/STANDARDS-LANDSCAPE.docx
+++ b/docs/standards/word/STANDARDS-LANDSCAPE.docx
@@ -7259,7 +7259,7 @@
                 <w:rPr>
                   <w:rStyle w:val="Hyperlink"/>
                 </w:rPr>
-                <w:t xml:space="preserve">Security standard assessment</w:t>
+                <w:t xml:space="preserve">Use OWASP ASVS 5.0</w:t>
               </w:r>
             </w:hyperlink>
           </w:p>

--- a/docs/standards/word/STANDARDS-LANDSCAPE.docx
+++ b/docs/standards/word/STANDARDS-LANDSCAPE.docx
@@ -28,7 +28,7 @@
         </w:p>
       </w:sdtContent>
     </w:sdt>
-    <w:bookmarkStart w:id="51" w:name="X5f00617d65279871bdf095e7499ae789fffb5af"/>
+    <w:bookmarkStart w:id="48" w:name="X5f00617d65279871bdf095e7499ae789fffb5af"/>
     <w:p>
       <w:pPr>
         <w:pStyle w:val="Heading1"/>
@@ -127,527 +127,7 @@
         </w:pict>
       </w:r>
     </w:p>
-    <w:p>
-      <w:pPr>
-        <w:pStyle w:val="BlockText"/>
-      </w:pPr>
-      <w:r>
-        <w:rPr>
-          <w:b/>
-          <w:bCs/>
-        </w:rPr>
-        <w:t xml:space="preserve">Every status on this page was checked on 2026-08-06.</w:t>
-      </w:r>
-      <w:r>
-        <w:t xml:space="preserve"> </w:t>
-      </w:r>
-      <w:r>
-        <w:t xml:space="preserve">A compliance fact without a date is a</w:t>
-      </w:r>
-      <w:r>
-        <w:t xml:space="preserve"> </w:t>
-      </w:r>
-      <w:r>
-        <w:t xml:space="preserve">claim with a hidden expiry. Several statuses below moved inside the last twelve months, at least</w:t>
-      </w:r>
-      <w:r>
-        <w:t xml:space="preserve"> </w:t>
-      </w:r>
-      <w:r>
-        <w:t xml:space="preserve">six of those inside the last three, and more than one inside the last two weeks. Re-check before</w:t>
-      </w:r>
-      <w:r>
-        <w:t xml:space="preserve"> </w:t>
-      </w:r>
-      <w:r>
-        <w:t xml:space="preserve">quoting any of them in a contract, a questionnaire response, or a board paper.</w:t>
-      </w:r>
-    </w:p>
-    <w:bookmarkStart w:id="12" w:name="what-you-get"/>
-    <w:p>
-      <w:pPr>
-        <w:pStyle w:val="Heading2"/>
-      </w:pPr>
-      <w:r>
-        <w:t xml:space="preserve">What you get</w:t>
-      </w:r>
-    </w:p>
-    <w:p>
-      <w:pPr>
-        <w:pStyle w:val="Compact"/>
-        <w:numPr>
-          <w:ilvl w:val="0"/>
-          <w:numId w:val="1001"/>
-        </w:numPr>
-      </w:pPr>
-      <w:r>
-        <w:rPr>
-          <w:b/>
-          <w:bCs/>
-        </w:rPr>
-        <w:t xml:space="preserve">A</w:t>
-      </w:r>
-      <w:r>
-        <w:rPr>
-          <w:b/>
-          <w:bCs/>
-        </w:rPr>
-        <w:t xml:space="preserve"> </w:t>
-      </w:r>
-      <w:hyperlink w:anchor="if-this-is-your-situation">
-        <w:r>
-          <w:rPr>
-            <w:rStyle w:val="Hyperlink"/>
-            <w:b/>
-            <w:bCs/>
-          </w:rPr>
-          <w:t xml:space="preserve">routing block</w:t>
-        </w:r>
-      </w:hyperlink>
-      <w:r>
-        <w:rPr>
-          <w:b/>
-          <w:bCs/>
-        </w:rPr>
-        <w:t xml:space="preserve"> </w:t>
-      </w:r>
-      <w:r>
-        <w:rPr>
-          <w:b/>
-          <w:bCs/>
-        </w:rPr>
-        <w:t xml:space="preserve">keyed on situations you recognize about yourself</w:t>
-      </w:r>
-      <w:r>
-        <w:t xml:space="preserve">,</w:t>
-      </w:r>
-      <w:r>
-        <w:t xml:space="preserve"> </w:t>
-      </w:r>
-      <w:r>
-        <w:t xml:space="preserve">so you can find what reaches you without first knowing which category a document belongs to.</w:t>
-      </w:r>
-    </w:p>
-    <w:p>
-      <w:pPr>
-        <w:pStyle w:val="Compact"/>
-        <w:numPr>
-          <w:ilvl w:val="0"/>
-          <w:numId w:val="1001"/>
-        </w:numPr>
-      </w:pPr>
-      <w:r>
-        <w:rPr>
-          <w:b/>
-          <w:bCs/>
-        </w:rPr>
-        <w:t xml:space="preserve">Two cuts that settle most arguments</w:t>
-      </w:r>
-      <w:r>
-        <w:t xml:space="preserve">: who a document is addressed to, and what it issues when</w:t>
-      </w:r>
-      <w:r>
-        <w:t xml:space="preserve"> </w:t>
-      </w:r>
-      <w:r>
-        <w:t xml:space="preserve">you finish. Both sit outside the content, and a summary almost never carries either.</w:t>
-      </w:r>
-    </w:p>
-    <w:p>
-      <w:pPr>
-        <w:pStyle w:val="Compact"/>
-        <w:numPr>
-          <w:ilvl w:val="0"/>
-          <w:numId w:val="1001"/>
-        </w:numPr>
-      </w:pPr>
-      <w:r>
-        <w:rPr>
-          <w:b/>
-          <w:bCs/>
-        </w:rPr>
-        <w:t xml:space="preserve">A named answer for the artifact that does not exist.</w:t>
-      </w:r>
-      <w:r>
-        <w:t xml:space="preserve"> </w:t>
-      </w:r>
-      <w:r>
-        <w:t xml:space="preserve">Most items here issue nothing, so being</w:t>
-      </w:r>
-      <w:r>
-        <w:t xml:space="preserve"> </w:t>
-      </w:r>
-      <w:r>
-        <w:t xml:space="preserve">asked for a certificate is routine, and the useful reply is to say what does exist instead.</w:t>
-      </w:r>
-    </w:p>
-    <w:p>
-      <w:pPr>
-        <w:pStyle w:val="Compact"/>
-        <w:numPr>
-          <w:ilvl w:val="0"/>
-          <w:numId w:val="1001"/>
-        </w:numPr>
-      </w:pPr>
-      <w:r>
-        <w:rPr>
-          <w:b/>
-          <w:bCs/>
-        </w:rPr>
-        <w:t xml:space="preserve">At least thirteen sentences still in circulation that are now wrong</w:t>
-      </w:r>
-      <w:r>
-        <w:t xml:space="preserve">, each with a check you can</w:t>
-      </w:r>
-      <w:r>
-        <w:t xml:space="preserve"> </w:t>
-      </w:r>
-      <w:r>
-        <w:t xml:space="preserve">run without trusting this page.</w:t>
-      </w:r>
-    </w:p>
-    <w:p>
-      <w:pPr>
-        <w:pStyle w:val="Compact"/>
-        <w:numPr>
-          <w:ilvl w:val="0"/>
-          <w:numId w:val="1001"/>
-        </w:numPr>
-      </w:pPr>
-      <w:r>
-        <w:rPr>
-          <w:b/>
-          <w:bCs/>
-        </w:rPr>
-        <w:t xml:space="preserve">The gaps, named.</w:t>
-      </w:r>
-      <w:r>
-        <w:t xml:space="preserve"> </w:t>
-      </w:r>
-      <w:r>
-        <w:t xml:space="preserve">What is absent entirely, what rests on secondary reporting, and the questions</w:t>
-      </w:r>
-      <w:r>
-        <w:t xml:space="preserve"> </w:t>
-      </w:r>
-      <w:r>
-        <w:t xml:space="preserve">this page structurally cannot answer.</w:t>
-      </w:r>
-    </w:p>
-    <w:p>
-      <w:r>
-        <w:pict>
-          <v:rect style="width:0;height:1.5pt" o:hralign="center" o:hrstd="t" o:hr="t"/>
-        </w:pict>
-      </w:r>
-    </w:p>
-    <w:bookmarkEnd w:id="12"/>
-    <w:bookmarkStart w:id="14" w:name="X59e16fdc45edc897ceace49659f87fb46af9017"/>
-    <w:p>
-      <w:pPr>
-        <w:pStyle w:val="Heading2"/>
-      </w:pPr>
-      <w:r>
-        <w:t xml:space="preserve">What this page answers, and what it does not</w:t>
-      </w:r>
-    </w:p>
-    <w:p>
-      <w:pPr>
-        <w:pStyle w:val="FirstParagraph"/>
-      </w:pPr>
-      <w:r>
-        <w:t xml:space="preserve">This page answers what applies to us.</w:t>
-      </w:r>
-      <w:r>
-        <w:t xml:space="preserve"> </w:t>
-      </w:r>
-      <w:hyperlink r:id="rId13">
-        <w:r>
-          <w:rPr>
-            <w:rStyle w:val="Hyperlink"/>
-          </w:rPr>
-          <w:t xml:space="preserve">The CISO summary</w:t>
-        </w:r>
-      </w:hyperlink>
-      <w:r>
-        <w:t xml:space="preserve"> </w:t>
-      </w:r>
-      <w:r>
-        <w:t xml:space="preserve">answers a different</w:t>
-      </w:r>
-      <w:r>
-        <w:t xml:space="preserve"> </w:t>
-      </w:r>
-      <w:r>
-        <w:t xml:space="preserve">question -- whether your teams already do this -- and neither substitutes for the other. That page is</w:t>
-      </w:r>
-      <w:r>
-        <w:t xml:space="preserve"> </w:t>
-      </w:r>
-      <w:r>
-        <w:t xml:space="preserve">about your teams' practice. This one is about the external documents that arrive attached to a</w:t>
-      </w:r>
-      <w:r>
-        <w:t xml:space="preserve"> </w:t>
-      </w:r>
-      <w:r>
-        <w:t xml:space="preserve">contract, a procurement rule, or a regulator.</w:t>
-      </w:r>
-    </w:p>
-    <w:p>
-      <w:pPr>
-        <w:pStyle w:val="BodyText"/>
-      </w:pPr>
-      <w:r>
-        <w:rPr>
-          <w:b/>
-          <w:bCs/>
-        </w:rPr>
-        <w:t xml:space="preserve">No legal advice.</w:t>
-      </w:r>
-      <w:r>
-        <w:t xml:space="preserve"> </w:t>
-      </w:r>
-      <w:r>
-        <w:t xml:space="preserve">This page says what a document is and who it addresses. It never says whether</w:t>
-      </w:r>
-      <w:r>
-        <w:t xml:space="preserve"> </w:t>
-      </w:r>
-      <w:r>
-        <w:t xml:space="preserve">you must comply with anything. Whether a regime reaches your organization is decided by a clause and</w:t>
-      </w:r>
-      <w:r>
-        <w:t xml:space="preserve"> </w:t>
-      </w:r>
-      <w:r>
-        <w:t xml:space="preserve">by your counsel, not by a web page.</w:t>
-      </w:r>
-    </w:p>
-    <w:p>
-      <w:pPr>
-        <w:pStyle w:val="BodyText"/>
-      </w:pPr>
-      <w:r>
-        <w:rPr>
-          <w:b/>
-          <w:bCs/>
-        </w:rPr>
-        <w:t xml:space="preserve">No conformance claim.</w:t>
-      </w:r>
-      <w:r>
-        <w:t xml:space="preserve"> </w:t>
-      </w:r>
-      <w:r>
-        <w:t xml:space="preserve">Naming a standard is not alignment with it. Nothing published on this site</w:t>
-      </w:r>
-      <w:r>
-        <w:t xml:space="preserve"> </w:t>
-      </w:r>
-      <w:r>
-        <w:t xml:space="preserve">certifies, scores, or attests to anything.</w:t>
-      </w:r>
-    </w:p>
-    <w:p>
-      <w:pPr>
-        <w:pStyle w:val="BodyText"/>
-      </w:pPr>
-      <w:r>
-        <w:rPr>
-          <w:b/>
-          <w:bCs/>
-        </w:rPr>
-        <w:t xml:space="preserve">No vendor or tool recommendations.</w:t>
-      </w:r>
-      <w:r>
-        <w:t xml:space="preserve"> </w:t>
-      </w:r>
-      <w:r>
-        <w:t xml:space="preserve">No scanner, platform, assessor or format is recommended below,</w:t>
-      </w:r>
-      <w:r>
-        <w:t xml:space="preserve"> </w:t>
-      </w:r>
-      <w:r>
-        <w:t xml:space="preserve">including where two are named side by side.</w:t>
-      </w:r>
-    </w:p>
-    <w:p>
-      <w:pPr>
-        <w:pStyle w:val="BodyText"/>
-      </w:pPr>
-      <w:r>
-        <w:rPr>
-          <w:b/>
-          <w:bCs/>
-        </w:rPr>
-        <w:t xml:space="preserve">Not complete.</w:t>
-      </w:r>
-      <w:r>
-        <w:t xml:space="preserve"> </w:t>
-      </w:r>
-      <w:r>
-        <w:t xml:space="preserve">This page maps at least the items in the tables below, not all of them. The named</w:t>
-      </w:r>
-      <w:r>
-        <w:t xml:space="preserve"> </w:t>
-      </w:r>
-      <w:r>
-        <w:t xml:space="preserve">gaps are in</w:t>
-      </w:r>
-      <w:r>
-        <w:t xml:space="preserve"> </w:t>
-      </w:r>
-      <w:hyperlink w:anchor="what-this-page-did-not-assess">
-        <w:r>
-          <w:rPr>
-            <w:rStyle w:val="Hyperlink"/>
-          </w:rPr>
-          <w:t xml:space="preserve">What this page did not assess</w:t>
-        </w:r>
-      </w:hyperlink>
-      <w:r>
-        <w:t xml:space="preserve">.</w:t>
-      </w:r>
-    </w:p>
-    <w:p>
-      <w:r>
-        <w:pict>
-          <v:rect style="width:0;height:1.5pt" o:hralign="center" o:hrstd="t" o:hr="t"/>
-        </w:pict>
-      </w:r>
-    </w:p>
-    <w:bookmarkEnd w:id="14"/>
-    <w:bookmarkStart w:id="15" w:name="three-questions-in-this-order"/>
-    <w:p>
-      <w:pPr>
-        <w:pStyle w:val="Heading2"/>
-      </w:pPr>
-      <w:r>
-        <w:t xml:space="preserve">Three questions, in this order</w:t>
-      </w:r>
-    </w:p>
-    <w:p>
-      <w:pPr>
-        <w:pStyle w:val="FirstParagraph"/>
-      </w:pPr>
-      <w:r>
-        <w:rPr>
-          <w:b/>
-          <w:bCs/>
-        </w:rPr>
-        <w:t xml:space="preserve">Does it reach me?</w:t>
-      </w:r>
-      <w:r>
-        <w:t xml:space="preserve"> </w:t>
-      </w:r>
-      <w:r>
-        <w:t xml:space="preserve">A fact about your contracts, your markets and your data, not about the</w:t>
-      </w:r>
-      <w:r>
-        <w:t xml:space="preserve"> </w:t>
-      </w:r>
-      <w:r>
-        <w:t xml:space="preserve">document. Start at the</w:t>
-      </w:r>
-      <w:r>
-        <w:t xml:space="preserve"> </w:t>
-      </w:r>
-      <w:hyperlink w:anchor="if-this-is-your-situation">
-        <w:r>
-          <w:rPr>
-            <w:rStyle w:val="Hyperlink"/>
-          </w:rPr>
-          <w:t xml:space="preserve">routing block</w:t>
-        </w:r>
-      </w:hyperlink>
-      <w:r>
-        <w:t xml:space="preserve">.</w:t>
-      </w:r>
-    </w:p>
-    <w:p>
-      <w:pPr>
-        <w:pStyle w:val="BodyText"/>
-      </w:pPr>
-      <w:r>
-        <w:rPr>
-          <w:b/>
-          <w:bCs/>
-        </w:rPr>
-        <w:t xml:space="preserve">Who is it addressed to?</w:t>
-      </w:r>
-      <w:r>
-        <w:t xml:space="preserve"> </w:t>
-      </w:r>
-      <w:r>
-        <w:t xml:space="preserve">This decides whether the document can describe the thing you are being</w:t>
-      </w:r>
-      <w:r>
-        <w:t xml:space="preserve"> </w:t>
-      </w:r>
-      <w:r>
-        <w:t xml:space="preserve">asked for at all. A control catalog written for an organization that operates systems assumes</w:t>
-      </w:r>
-      <w:r>
-        <w:t xml:space="preserve"> </w:t>
-      </w:r>
-      <w:r>
-        <w:t xml:space="preserve">personnel, facilities, an authorization boundary and a contingency plan. A product has none of those,</w:t>
-      </w:r>
-      <w:r>
-        <w:t xml:space="preserve"> </w:t>
-      </w:r>
-      <w:r>
-        <w:t xml:space="preserve">so a producer can honestly claim a correspondence to a named control identifier and nothing more.</w:t>
-      </w:r>
-    </w:p>
-    <w:p>
-      <w:pPr>
-        <w:pStyle w:val="BodyText"/>
-      </w:pPr>
-      <w:r>
-        <w:rPr>
-          <w:b/>
-          <w:bCs/>
-        </w:rPr>
-        <w:t xml:space="preserve">What does it issue?</w:t>
-      </w:r>
-      <w:r>
-        <w:t xml:space="preserve"> </w:t>
-      </w:r>
-      <w:r>
-        <w:t xml:space="preserve">This decides what changes hands. If the artifact you are being asked for does</w:t>
-      </w:r>
-      <w:r>
-        <w:t xml:space="preserve"> </w:t>
-      </w:r>
-      <w:r>
-        <w:t xml:space="preserve">not exist for the standard named, say so and offer what does exist, rather than acquire something</w:t>
-      </w:r>
-      <w:r>
-        <w:t xml:space="preserve"> </w:t>
-      </w:r>
-      <w:r>
-        <w:t xml:space="preserve">that resembles it.</w:t>
-      </w:r>
-    </w:p>
-    <w:p>
-      <w:pPr>
-        <w:pStyle w:val="BodyText"/>
-      </w:pPr>
-      <w:r>
-        <w:t xml:space="preserve">In that order, most of the confusion here resolves before you read a single requirement.</w:t>
-      </w:r>
-    </w:p>
-    <w:p>
-      <w:r>
-        <w:pict>
-          <v:rect style="width:0;height:1.5pt" o:hralign="center" o:hrstd="t" o:hr="t"/>
-        </w:pict>
-      </w:r>
-    </w:p>
-    <w:bookmarkEnd w:id="15"/>
-    <w:bookmarkStart w:id="16" w:name="if-this-is-your-situation"/>
+    <w:bookmarkStart w:id="12" w:name="if-this-is-your-situation"/>
     <w:p>
       <w:pPr>
         <w:pStyle w:val="Heading2"/>
@@ -1269,8 +749,8 @@
         </w:pict>
       </w:r>
     </w:p>
-    <w:bookmarkEnd w:id="16"/>
-    <w:bookmarkStart w:id="17" w:name="cut-one-who-is-it-addressed-to"/>
+    <w:bookmarkEnd w:id="12"/>
+    <w:bookmarkStart w:id="13" w:name="cut-one-who-is-it-addressed-to"/>
     <w:p>
       <w:pPr>
         <w:pStyle w:val="Heading2"/>
@@ -1560,8 +1040,8 @@
         </w:pict>
       </w:r>
     </w:p>
-    <w:bookmarkEnd w:id="17"/>
-    <w:bookmarkStart w:id="18" w:name="cut-two-what-does-it-actually-issue"/>
+    <w:bookmarkEnd w:id="13"/>
+    <w:bookmarkStart w:id="14" w:name="cut-two-what-does-it-actually-issue"/>
     <w:p>
       <w:pPr>
         <w:pStyle w:val="Heading2"/>
@@ -1900,8 +1380,8 @@
         </w:pict>
       </w:r>
     </w:p>
-    <w:bookmarkEnd w:id="18"/>
-    <w:bookmarkStart w:id="22" w:name="addressed-to-a-software-producer"/>
+    <w:bookmarkEnd w:id="14"/>
+    <w:bookmarkStart w:id="18" w:name="addressed-to-a-software-producer"/>
     <w:p>
       <w:pPr>
         <w:pStyle w:val="Heading2"/>
@@ -1924,7 +1404,7 @@
         <w:t xml:space="preserve">arrive only when a customer, a contract or a package ecosystem names them.</w:t>
       </w:r>
     </w:p>
-    <w:bookmarkStart w:id="20" w:name="requirement-shaped-and-binding-items"/>
+    <w:bookmarkStart w:id="16" w:name="requirement-shaped-and-binding-items"/>
     <w:p>
       <w:pPr>
         <w:pStyle w:val="Heading3"/>
@@ -2492,7 +1972,7 @@
       <w:r>
         <w:t xml:space="preserve"> </w:t>
       </w:r>
-      <w:hyperlink r:id="rId19">
+      <w:hyperlink r:id="rId15">
         <w:r>
           <w:rPr>
             <w:rStyle w:val="Hyperlink"/>
@@ -2510,8 +1990,8 @@
         <w:t xml:space="preserve">and claims correspondence with none.</w:t>
       </w:r>
     </w:p>
-    <w:bookmarkEnd w:id="20"/>
-    <w:bookmarkStart w:id="21" w:name="rankings-and-awareness-lists"/>
+    <w:bookmarkEnd w:id="16"/>
+    <w:bookmarkStart w:id="17" w:name="rankings-and-awareness-lists"/>
     <w:p>
       <w:pPr>
         <w:pStyle w:val="Heading3"/>
@@ -2800,9 +2280,9 @@
         </w:pict>
       </w:r>
     </w:p>
-    <w:bookmarkEnd w:id="21"/>
-    <w:bookmarkEnd w:id="22"/>
-    <w:bookmarkStart w:id="27" w:name="X098e3a8f26fc13ca3ead059c5f4e902207fd433"/>
+    <w:bookmarkEnd w:id="17"/>
+    <w:bookmarkEnd w:id="18"/>
+    <w:bookmarkStart w:id="23" w:name="X098e3a8f26fc13ca3ead059c5f4e902207fd433"/>
     <w:p>
       <w:pPr>
         <w:pStyle w:val="Heading2"/>
@@ -2851,7 +2331,7 @@
         <w:t xml:space="preserve">side, covering personal data. Most questions arrive attached to the wrong link.</w:t>
       </w:r>
     </w:p>
-    <w:bookmarkStart w:id="23" w:name="certification-and-program-regimes"/>
+    <w:bookmarkStart w:id="19" w:name="certification-and-program-regimes"/>
     <w:p>
       <w:pPr>
         <w:pStyle w:val="Heading3"/>
@@ -3267,8 +2747,8 @@
         <w:t xml:space="preserve">lightest class only, and the program calls that class transitory: narrow, and not a shortcut.</w:t>
       </w:r>
     </w:p>
-    <w:bookmarkEnd w:id="23"/>
-    <w:bookmarkStart w:id="24" w:name="sector-and-jurisdiction-regimes"/>
+    <w:bookmarkEnd w:id="19"/>
+    <w:bookmarkStart w:id="20" w:name="sector-and-jurisdiction-regimes"/>
     <w:p>
       <w:pPr>
         <w:pStyle w:val="Heading3"/>
@@ -3701,8 +3181,8 @@
         <w:t xml:space="preserve">no party can supply.</w:t>
       </w:r>
     </w:p>
-    <w:bookmarkEnd w:id="24"/>
-    <w:bookmarkStart w:id="26" w:name="control-catalogs-and-operational-inputs"/>
+    <w:bookmarkEnd w:id="20"/>
+    <w:bookmarkStart w:id="22" w:name="control-catalogs-and-operational-inputs"/>
     <w:p>
       <w:pPr>
         <w:pStyle w:val="Heading3"/>
@@ -4123,7 +3603,7 @@
       <w:r>
         <w:t xml:space="preserve"> </w:t>
       </w:r>
-      <w:hyperlink r:id="rId25">
+      <w:hyperlink r:id="rId21">
         <w:r>
           <w:rPr>
             <w:rStyle w:val="Hyperlink"/>
@@ -4145,9 +3625,9 @@
         </w:pict>
       </w:r>
     </w:p>
-    <w:bookmarkEnd w:id="26"/>
-    <w:bookmarkEnd w:id="27"/>
-    <w:bookmarkStart w:id="28" w:name="addressed-to-an-assessor"/>
+    <w:bookmarkEnd w:id="22"/>
+    <w:bookmarkEnd w:id="23"/>
+    <w:bookmarkStart w:id="24" w:name="addressed-to-an-assessor"/>
     <w:p>
       <w:pPr>
         <w:pStyle w:val="Heading2"/>
@@ -4395,8 +3875,8 @@
         </w:pict>
       </w:r>
     </w:p>
-    <w:bookmarkEnd w:id="28"/>
-    <w:bookmarkStart w:id="30" w:name="Xec900c179c77a160799081f930559b144a7abc9"/>
+    <w:bookmarkEnd w:id="24"/>
+    <w:bookmarkStart w:id="26" w:name="Xec900c179c77a160799081f930559b144a7abc9"/>
     <w:p>
       <w:pPr>
         <w:pStyle w:val="Heading2"/>
@@ -4776,7 +4256,7 @@
       <w:r>
         <w:t xml:space="preserve"> </w:t>
       </w:r>
-      <w:hyperlink r:id="rId29">
+      <w:hyperlink r:id="rId25">
         <w:r>
           <w:rPr>
             <w:rStyle w:val="Hyperlink"/>
@@ -4804,8 +4284,8 @@
         </w:pict>
       </w:r>
     </w:p>
-    <w:bookmarkEnd w:id="30"/>
-    <w:bookmarkStart w:id="31" w:name="how-these-actually-reach-you"/>
+    <w:bookmarkEnd w:id="26"/>
+    <w:bookmarkStart w:id="27" w:name="how-these-actually-reach-you"/>
     <w:p>
       <w:pPr>
         <w:pStyle w:val="Heading2"/>
@@ -5147,8 +4627,8 @@
         </w:pict>
       </w:r>
     </w:p>
-    <w:bookmarkEnd w:id="31"/>
-    <w:bookmarkStart w:id="33" w:name="why-every-status-here-carries-a-date"/>
+    <w:bookmarkEnd w:id="27"/>
+    <w:bookmarkStart w:id="29" w:name="why-every-status-here-carries-a-date"/>
     <w:p>
       <w:pPr>
         <w:pStyle w:val="Heading2"/>
@@ -5176,7 +4656,7 @@
         <w:pStyle w:val="Compact"/>
         <w:numPr>
           <w:ilvl w:val="0"/>
-          <w:numId w:val="1002"/>
+          <w:numId w:val="1001"/>
         </w:numPr>
       </w:pPr>
       <w:r>
@@ -5204,7 +4684,7 @@
         <w:pStyle w:val="Compact"/>
         <w:numPr>
           <w:ilvl w:val="0"/>
-          <w:numId w:val="1002"/>
+          <w:numId w:val="1001"/>
         </w:numPr>
       </w:pPr>
       <w:r>
@@ -5232,7 +4712,7 @@
         <w:pStyle w:val="Compact"/>
         <w:numPr>
           <w:ilvl w:val="0"/>
-          <w:numId w:val="1002"/>
+          <w:numId w:val="1001"/>
         </w:numPr>
       </w:pPr>
       <w:r>
@@ -5260,7 +4740,7 @@
         <w:pStyle w:val="Compact"/>
         <w:numPr>
           <w:ilvl w:val="0"/>
-          <w:numId w:val="1002"/>
+          <w:numId w:val="1001"/>
         </w:numPr>
       </w:pPr>
       <w:r>
@@ -5397,7 +4877,7 @@
       <w:r>
         <w:t xml:space="preserve"> </w:t>
       </w:r>
-      <w:hyperlink r:id="rId32">
+      <w:hyperlink r:id="rId28">
         <w:r>
           <w:rPr>
             <w:rStyle w:val="Hyperlink"/>
@@ -5437,8 +4917,8 @@
         </w:pict>
       </w:r>
     </w:p>
-    <w:bookmarkEnd w:id="33"/>
-    <w:bookmarkStart w:id="34" w:name="Xd07a5dba652e7af822e7b032ac09a3e93cc331c"/>
+    <w:bookmarkEnd w:id="29"/>
+    <w:bookmarkStart w:id="30" w:name="Xd07a5dba652e7af822e7b032ac09a3e93cc331c"/>
     <w:p>
       <w:pPr>
         <w:pStyle w:val="Heading2"/>
@@ -6025,8 +5505,8 @@
         </w:pict>
       </w:r>
     </w:p>
-    <w:bookmarkEnd w:id="34"/>
-    <w:bookmarkStart w:id="35" w:name="Xf419bb31d4316203dd4fd5a9c399af24e8e654b"/>
+    <w:bookmarkEnd w:id="30"/>
+    <w:bookmarkStart w:id="31" w:name="Xf419bb31d4316203dd4fd5a9c399af24e8e654b"/>
     <w:p>
       <w:pPr>
         <w:pStyle w:val="Heading2"/>
@@ -6072,7 +5552,7 @@
         <w:pStyle w:val="Compact"/>
         <w:numPr>
           <w:ilvl w:val="0"/>
-          <w:numId w:val="1003"/>
+          <w:numId w:val="1002"/>
         </w:numPr>
       </w:pPr>
       <w:r>
@@ -6112,7 +5592,7 @@
         <w:pStyle w:val="Compact"/>
         <w:numPr>
           <w:ilvl w:val="0"/>
-          <w:numId w:val="1003"/>
+          <w:numId w:val="1002"/>
         </w:numPr>
       </w:pPr>
       <w:r>
@@ -6146,7 +5626,7 @@
         <w:pStyle w:val="Compact"/>
         <w:numPr>
           <w:ilvl w:val="0"/>
-          <w:numId w:val="1003"/>
+          <w:numId w:val="1002"/>
         </w:numPr>
       </w:pPr>
       <w:r>
@@ -6184,8 +5664,8 @@
         </w:pict>
       </w:r>
     </w:p>
-    <w:bookmarkEnd w:id="35"/>
-    <w:bookmarkStart w:id="36" w:name="what-this-page-did-not-assess"/>
+    <w:bookmarkEnd w:id="31"/>
+    <w:bookmarkStart w:id="32" w:name="what-this-page-did-not-assess"/>
     <w:p>
       <w:pPr>
         <w:pStyle w:val="Heading2"/>
@@ -6707,8 +6187,8 @@
         </w:pict>
       </w:r>
     </w:p>
-    <w:bookmarkEnd w:id="36"/>
-    <w:bookmarkStart w:id="45" w:name="sources-and-how-to-re-check-them"/>
+    <w:bookmarkEnd w:id="32"/>
+    <w:bookmarkStart w:id="41" w:name="sources-and-how-to-re-check-them"/>
     <w:p>
       <w:pPr>
         <w:pStyle w:val="Heading2"/>
@@ -6730,7 +6210,7 @@
         <w:pStyle w:val="Compact"/>
         <w:numPr>
           <w:ilvl w:val="0"/>
-          <w:numId w:val="1004"/>
+          <w:numId w:val="1003"/>
         </w:numPr>
       </w:pPr>
       <w:r>
@@ -6752,7 +6232,7 @@
       <w:r>
         <w:t xml:space="preserve"> </w:t>
       </w:r>
-      <w:hyperlink r:id="rId37">
+      <w:hyperlink r:id="rId33">
         <w:r>
           <w:rPr>
             <w:rStyle w:val="Hyperlink"/>
@@ -6766,7 +6246,7 @@
       <w:r>
         <w:t xml:space="preserve"> </w:t>
       </w:r>
-      <w:hyperlink r:id="rId38">
+      <w:hyperlink r:id="rId34">
         <w:r>
           <w:rPr>
             <w:rStyle w:val="Hyperlink"/>
@@ -6786,7 +6266,7 @@
       <w:r>
         <w:t xml:space="preserve"> </w:t>
       </w:r>
-      <w:hyperlink r:id="rId39">
+      <w:hyperlink r:id="rId35">
         <w:r>
           <w:rPr>
             <w:rStyle w:val="Hyperlink"/>
@@ -6803,7 +6283,7 @@
         <w:pStyle w:val="Compact"/>
         <w:numPr>
           <w:ilvl w:val="0"/>
-          <w:numId w:val="1004"/>
+          <w:numId w:val="1003"/>
         </w:numPr>
       </w:pPr>
       <w:r>
@@ -6819,7 +6299,7 @@
       <w:r>
         <w:t xml:space="preserve"> </w:t>
       </w:r>
-      <w:hyperlink r:id="rId40">
+      <w:hyperlink r:id="rId36">
         <w:r>
           <w:rPr>
             <w:rStyle w:val="Hyperlink"/>
@@ -6839,7 +6319,7 @@
         <w:pStyle w:val="Compact"/>
         <w:numPr>
           <w:ilvl w:val="0"/>
-          <w:numId w:val="1004"/>
+          <w:numId w:val="1003"/>
         </w:numPr>
       </w:pPr>
       <w:r>
@@ -6867,7 +6347,7 @@
         <w:pStyle w:val="Compact"/>
         <w:numPr>
           <w:ilvl w:val="0"/>
-          <w:numId w:val="1004"/>
+          <w:numId w:val="1003"/>
         </w:numPr>
       </w:pPr>
       <w:r>
@@ -6942,7 +6422,7 @@
       <w:r>
         <w:t xml:space="preserve"> </w:t>
       </w:r>
-      <w:hyperlink r:id="rId41">
+      <w:hyperlink r:id="rId37">
         <w:r>
           <w:rPr>
             <w:rStyle w:val="Hyperlink"/>
@@ -6962,7 +6442,7 @@
       <w:r>
         <w:t xml:space="preserve"> </w:t>
       </w:r>
-      <w:hyperlink r:id="rId42">
+      <w:hyperlink r:id="rId38">
         <w:r>
           <w:rPr>
             <w:rStyle w:val="Hyperlink"/>
@@ -6982,7 +6462,7 @@
       <w:r>
         <w:t xml:space="preserve"> </w:t>
       </w:r>
-      <w:hyperlink r:id="rId43">
+      <w:hyperlink r:id="rId39">
         <w:r>
           <w:rPr>
             <w:rStyle w:val="Hyperlink"/>
@@ -6996,7 +6476,7 @@
       <w:r>
         <w:t xml:space="preserve"> </w:t>
       </w:r>
-      <w:hyperlink r:id="rId44">
+      <w:hyperlink r:id="rId40">
         <w:r>
           <w:rPr>
             <w:rStyle w:val="Hyperlink"/>
@@ -7015,8 +6495,8 @@
         </w:pict>
       </w:r>
     </w:p>
-    <w:bookmarkEnd w:id="45"/>
-    <w:bookmarkStart w:id="50" w:name="related-pages-on-this-site"/>
+    <w:bookmarkEnd w:id="41"/>
+    <w:bookmarkStart w:id="47" w:name="related-pages-on-this-site"/>
     <w:p>
       <w:pPr>
         <w:pStyle w:val="Heading2"/>
@@ -7080,7 +6560,7 @@
             <w:pPr>
               <w:pStyle w:val="Compact"/>
             </w:pPr>
-            <w:hyperlink r:id="rId13">
+            <w:hyperlink r:id="rId42">
               <w:r>
                 <w:rPr>
                   <w:rStyle w:val="Hyperlink"/>
@@ -7109,7 +6589,7 @@
             <w:pPr>
               <w:pStyle w:val="Compact"/>
             </w:pPr>
-            <w:hyperlink r:id="rId46">
+            <w:hyperlink r:id="rId43">
               <w:r>
                 <w:rPr>
                   <w:rStyle w:val="Hyperlink"/>
@@ -7138,7 +6618,7 @@
             <w:pPr>
               <w:pStyle w:val="Compact"/>
             </w:pPr>
-            <w:hyperlink r:id="rId47">
+            <w:hyperlink r:id="rId44">
               <w:r>
                 <w:rPr>
                   <w:rStyle w:val="Hyperlink"/>
@@ -7167,7 +6647,7 @@
             <w:pPr>
               <w:pStyle w:val="Compact"/>
             </w:pPr>
-            <w:hyperlink r:id="rId25">
+            <w:hyperlink r:id="rId21">
               <w:r>
                 <w:rPr>
                   <w:rStyle w:val="Hyperlink"/>
@@ -7196,7 +6676,7 @@
             <w:pPr>
               <w:pStyle w:val="Compact"/>
             </w:pPr>
-            <w:hyperlink r:id="rId19">
+            <w:hyperlink r:id="rId15">
               <w:r>
                 <w:rPr>
                   <w:rStyle w:val="Hyperlink"/>
@@ -7225,7 +6705,7 @@
             <w:pPr>
               <w:pStyle w:val="Compact"/>
             </w:pPr>
-            <w:hyperlink r:id="rId29">
+            <w:hyperlink r:id="rId25">
               <w:r>
                 <w:rPr>
                   <w:rStyle w:val="Hyperlink"/>
@@ -7254,7 +6734,7 @@
             <w:pPr>
               <w:pStyle w:val="Compact"/>
             </w:pPr>
-            <w:hyperlink r:id="rId32">
+            <w:hyperlink r:id="rId28">
               <w:r>
                 <w:rPr>
                   <w:rStyle w:val="Hyperlink"/>
@@ -7283,7 +6763,7 @@
             <w:pPr>
               <w:pStyle w:val="Compact"/>
             </w:pPr>
-            <w:hyperlink r:id="rId48">
+            <w:hyperlink r:id="rId45">
               <w:r>
                 <w:rPr>
                   <w:rStyle w:val="Hyperlink"/>
@@ -7312,7 +6792,7 @@
             <w:pPr>
               <w:pStyle w:val="Compact"/>
             </w:pPr>
-            <w:hyperlink r:id="rId49">
+            <w:hyperlink r:id="rId46">
               <w:r>
                 <w:rPr>
                   <w:rStyle w:val="Hyperlink"/>
@@ -7408,8 +6888,8 @@
         <w:t xml:space="preserve">Re-date it when you do: a status claim inherits the date it was checked, not the date it was copied.</w:t>
       </w:r>
     </w:p>
-    <w:bookmarkEnd w:id="50"/>
-    <w:bookmarkEnd w:id="51"/>
+    <w:bookmarkEnd w:id="47"/>
+    <w:bookmarkEnd w:id="48"/>
     <w:sectPr>
       <w:footnotePr>
         <w:numRestart w:val="eachSect"/>
@@ -7520,6 +7000,91 @@
       </w:pPr>
     </w:lvl>
   </w:abstractNum>
+  <w:abstractNum w:abstractNumId="99411">
+    <w:nsid w:val="00A99411"/>
+    <w:multiLevelType w:val="multilevel"/>
+    <w:lvl w:ilvl="0">
+      <w:start w:val="1"/>
+      <w:numFmt w:val="decimal"/>
+      <w:lvlText w:val="%1."/>
+      <w:lvlJc w:val="left"/>
+      <w:pPr>
+        <w:ind w:left="720" w:hanging="360"/>
+      </w:pPr>
+    </w:lvl>
+    <w:lvl w:ilvl="1">
+      <w:start w:val="1"/>
+      <w:numFmt w:val="decimal"/>
+      <w:lvlText w:val="%2."/>
+      <w:lvlJc w:val="left"/>
+      <w:pPr>
+        <w:ind w:left="1440" w:hanging="360"/>
+      </w:pPr>
+    </w:lvl>
+    <w:lvl w:ilvl="2">
+      <w:start w:val="1"/>
+      <w:numFmt w:val="decimal"/>
+      <w:lvlText w:val="%3."/>
+      <w:lvlJc w:val="left"/>
+      <w:pPr>
+        <w:ind w:left="2160" w:hanging="360"/>
+      </w:pPr>
+    </w:lvl>
+    <w:lvl w:ilvl="3">
+      <w:start w:val="1"/>
+      <w:numFmt w:val="decimal"/>
+      <w:lvlText w:val="%4."/>
+      <w:lvlJc w:val="left"/>
+      <w:pPr>
+        <w:ind w:left="2880" w:hanging="360"/>
+      </w:pPr>
+    </w:lvl>
+    <w:lvl w:ilvl="4">
+      <w:start w:val="1"/>
+      <w:numFmt w:val="decimal"/>
+      <w:lvlText w:val="%5."/>
+      <w:lvlJc w:val="left"/>
+      <w:pPr>
+        <w:ind w:left="3600" w:hanging="360"/>
+      </w:pPr>
+    </w:lvl>
+    <w:lvl w:ilvl="5">
+      <w:start w:val="1"/>
+      <w:numFmt w:val="decimal"/>
+      <w:lvlText w:val="%6."/>
+      <w:lvlJc w:val="left"/>
+      <w:pPr>
+        <w:ind w:left="4320" w:hanging="360"/>
+      </w:pPr>
+    </w:lvl>
+    <w:lvl w:ilvl="6">
+      <w:start w:val="1"/>
+      <w:numFmt w:val="decimal"/>
+      <w:lvlText w:val="%7."/>
+      <w:lvlJc w:val="left"/>
+      <w:pPr>
+        <w:ind w:left="5040" w:hanging="360"/>
+      </w:pPr>
+    </w:lvl>
+    <w:lvl w:ilvl="7">
+      <w:start w:val="1"/>
+      <w:numFmt w:val="decimal"/>
+      <w:lvlText w:val="%8."/>
+      <w:lvlJc w:val="left"/>
+      <w:pPr>
+        <w:ind w:left="5760" w:hanging="360"/>
+      </w:pPr>
+    </w:lvl>
+    <w:lvl w:ilvl="8">
+      <w:start w:val="1"/>
+      <w:numFmt w:val="decimal"/>
+      <w:lvlText w:val="%9."/>
+      <w:lvlJc w:val="left"/>
+      <w:pPr>
+        <w:ind w:left="6480" w:hanging="360"/>
+      </w:pPr>
+    </w:lvl>
+  </w:abstractNum>
   <w:abstractNum w:abstractNumId="991">
     <w:nsid w:val="0000A991"/>
     <w:multiLevelType w:val="multilevel"/>
@@ -7623,98 +7188,10 @@
       </w:rPr>
     </w:lvl>
   </w:abstractNum>
-  <w:abstractNum w:abstractNumId="99411">
-    <w:nsid w:val="00A99411"/>
-    <w:multiLevelType w:val="multilevel"/>
-    <w:lvl w:ilvl="0">
-      <w:start w:val="1"/>
-      <w:numFmt w:val="decimal"/>
-      <w:lvlText w:val="%1."/>
-      <w:lvlJc w:val="left"/>
-      <w:pPr>
-        <w:ind w:left="720" w:hanging="360"/>
-      </w:pPr>
-    </w:lvl>
-    <w:lvl w:ilvl="1">
-      <w:start w:val="1"/>
-      <w:numFmt w:val="decimal"/>
-      <w:lvlText w:val="%2."/>
-      <w:lvlJc w:val="left"/>
-      <w:pPr>
-        <w:ind w:left="1440" w:hanging="360"/>
-      </w:pPr>
-    </w:lvl>
-    <w:lvl w:ilvl="2">
-      <w:start w:val="1"/>
-      <w:numFmt w:val="decimal"/>
-      <w:lvlText w:val="%3."/>
-      <w:lvlJc w:val="left"/>
-      <w:pPr>
-        <w:ind w:left="2160" w:hanging="360"/>
-      </w:pPr>
-    </w:lvl>
-    <w:lvl w:ilvl="3">
-      <w:start w:val="1"/>
-      <w:numFmt w:val="decimal"/>
-      <w:lvlText w:val="%4."/>
-      <w:lvlJc w:val="left"/>
-      <w:pPr>
-        <w:ind w:left="2880" w:hanging="360"/>
-      </w:pPr>
-    </w:lvl>
-    <w:lvl w:ilvl="4">
-      <w:start w:val="1"/>
-      <w:numFmt w:val="decimal"/>
-      <w:lvlText w:val="%5."/>
-      <w:lvlJc w:val="left"/>
-      <w:pPr>
-        <w:ind w:left="3600" w:hanging="360"/>
-      </w:pPr>
-    </w:lvl>
-    <w:lvl w:ilvl="5">
-      <w:start w:val="1"/>
-      <w:numFmt w:val="decimal"/>
-      <w:lvlText w:val="%6."/>
-      <w:lvlJc w:val="left"/>
-      <w:pPr>
-        <w:ind w:left="4320" w:hanging="360"/>
-      </w:pPr>
-    </w:lvl>
-    <w:lvl w:ilvl="6">
-      <w:start w:val="1"/>
-      <w:numFmt w:val="decimal"/>
-      <w:lvlText w:val="%7."/>
-      <w:lvlJc w:val="left"/>
-      <w:pPr>
-        <w:ind w:left="5040" w:hanging="360"/>
-      </w:pPr>
-    </w:lvl>
-    <w:lvl w:ilvl="7">
-      <w:start w:val="1"/>
-      <w:numFmt w:val="decimal"/>
-      <w:lvlText w:val="%8."/>
-      <w:lvlJc w:val="left"/>
-      <w:pPr>
-        <w:ind w:left="5760" w:hanging="360"/>
-      </w:pPr>
-    </w:lvl>
-    <w:lvl w:ilvl="8">
-      <w:start w:val="1"/>
-      <w:numFmt w:val="decimal"/>
-      <w:lvlText w:val="%9."/>
-      <w:lvlJc w:val="left"/>
-      <w:pPr>
-        <w:ind w:left="6480" w:hanging="360"/>
-      </w:pPr>
-    </w:lvl>
-  </w:abstractNum>
   <w:num w:numId="1000">
     <w:abstractNumId w:val="990"/>
   </w:num>
   <w:num w:numId="1001">
-    <w:abstractNumId w:val="991"/>
-  </w:num>
-  <w:num w:numId="1002">
     <w:abstractNumId w:val="99411"/>
     <w:lvlOverride w:ilvl="0">
       <w:startOverride w:val="1"/>
@@ -7744,10 +7221,10 @@
       <w:startOverride w:val="1"/>
     </w:lvlOverride>
   </w:num>
-  <w:num w:numId="1003">
+  <w:num w:numId="1002">
     <w:abstractNumId w:val="991"/>
   </w:num>
-  <w:num w:numId="1004">
+  <w:num w:numId="1003">
     <w:abstractNumId w:val="991"/>
   </w:num>
 </w:numbering>

--- a/docs/standards/word/STANDARDS-LANDSCAPE.docx
+++ b/docs/standards/word/STANDARDS-LANDSCAPE.docx
@@ -771,6 +771,90 @@
       </w:r>
       <w:r>
         <w:t xml:space="preserve">change constantly; the audience almost never does.</w:t>
+      </w:r>
+    </w:p>
+    <w:p>
+      <w:pPr>
+        <w:pStyle w:val="BodyText"/>
+      </w:pPr>
+      <w:r>
+        <w:rPr>
+          <w:b/>
+          <w:bCs/>
+        </w:rPr>
+        <w:t xml:space="preserve">This is about who the sentences bind, not what the document is about.</w:t>
+      </w:r>
+      <w:r>
+        <w:t xml:space="preserve"> </w:t>
+      </w:r>
+      <w:r>
+        <w:t xml:space="preserve">The two come apart, and</w:t>
+      </w:r>
+      <w:r>
+        <w:t xml:space="preserve"> </w:t>
+      </w:r>
+      <w:r>
+        <w:t xml:space="preserve">that is the whole value of the cut. A publication can be entirely about how software gets built and</w:t>
+      </w:r>
+      <w:r>
+        <w:t xml:space="preserve"> </w:t>
+      </w:r>
+      <w:r>
+        <w:t xml:space="preserve">still be addressed to an organization that operates systems -- its development controls are written</w:t>
+      </w:r>
+      <w:r>
+        <w:t xml:space="preserve"> </w:t>
+      </w:r>
+      <w:r>
+        <w:t xml:space="preserve">to bind an entity with personnel, facilities and an authorization boundary, not to bind a build.</w:t>
+      </w:r>
+      <w:r>
+        <w:t xml:space="preserve"> </w:t>
+      </w:r>
+      <w:r>
+        <w:t xml:space="preserve">Sorting by subject matter puts such a document next to a producer framework and invites a producer to</w:t>
+      </w:r>
+      <w:r>
+        <w:t xml:space="preserve"> </w:t>
+      </w:r>
+      <w:r>
+        <w:t xml:space="preserve">answer requirements that were never asked of them.</w:t>
+      </w:r>
+    </w:p>
+    <w:p>
+      <w:pPr>
+        <w:pStyle w:val="BodyText"/>
+      </w:pPr>
+      <w:r>
+        <w:rPr>
+          <w:b/>
+          <w:bCs/>
+        </w:rPr>
+        <w:t xml:space="preserve">"Addressed to an assessor" does not mean "what an auditor will ask you for".</w:t>
+      </w:r>
+      <w:r>
+        <w:t xml:space="preserve"> </w:t>
+      </w:r>
+      <w:r>
+        <w:t xml:space="preserve">It means the</w:t>
+      </w:r>
+      <w:r>
+        <w:t xml:space="preserve"> </w:t>
+      </w:r>
+      <w:r>
+        <w:t xml:space="preserve">document tells someone how to conduct an examination -- the procedure, and who may run it. These are</w:t>
+      </w:r>
+      <w:r>
+        <w:t xml:space="preserve"> </w:t>
+      </w:r>
+      <w:r>
+        <w:t xml:space="preserve">method manuals for the examiner, not the evidence you hand over. Read the other way, the natural next</w:t>
+      </w:r>
+      <w:r>
+        <w:t xml:space="preserve"> </w:t>
+      </w:r>
+      <w:r>
+        <w:t xml:space="preserve">move is to build to them, which manufactures controls nothing ever required.</w:t>
       </w:r>
     </w:p>
     <w:tbl>

--- a/docs/standards/word/STANDARDS-LANDSCAPE.docx
+++ b/docs/standards/word/STANDARDS-LANDSCAPE.docx
@@ -1462,7 +1462,7 @@
               <w:pStyle w:val="Compact"/>
             </w:pPr>
             <w:r>
-              <w:t xml:space="preserve">An organization that operates systems</w:t>
+              <w:t xml:space="preserve">An organization, not a product</w:t>
             </w:r>
           </w:p>
         </w:tc>
@@ -1606,7 +1606,7 @@
               <w:pStyle w:val="Compact"/>
             </w:pPr>
             <w:r>
-              <w:t xml:space="preserve">An organization that operates systems</w:t>
+              <w:t xml:space="preserve">An organization, not a product</w:t>
             </w:r>
           </w:p>
         </w:tc>
@@ -1894,7 +1894,7 @@
               <w:pStyle w:val="Compact"/>
             </w:pPr>
             <w:r>
-              <w:t xml:space="preserve">An organization that operates systems</w:t>
+              <w:t xml:space="preserve">An organization, not a product</w:t>
             </w:r>
           </w:p>
         </w:tc>
@@ -2038,7 +2038,7 @@
               <w:pStyle w:val="Compact"/>
             </w:pPr>
             <w:r>
-              <w:t xml:space="preserve">An organization that operates systems</w:t>
+              <w:t xml:space="preserve">An organization, not a product</w:t>
             </w:r>
           </w:p>
         </w:tc>
@@ -2110,7 +2110,7 @@
               <w:pStyle w:val="Compact"/>
             </w:pPr>
             <w:r>
-              <w:t xml:space="preserve">An organization that operates systems</w:t>
+              <w:t xml:space="preserve">An organization, not a product</w:t>
             </w:r>
           </w:p>
         </w:tc>
@@ -2182,7 +2182,7 @@
               <w:pStyle w:val="Compact"/>
             </w:pPr>
             <w:r>
-              <w:t xml:space="preserve">An organization that operates systems</w:t>
+              <w:t xml:space="preserve">An organization, not a product</w:t>
             </w:r>
           </w:p>
         </w:tc>
@@ -2254,7 +2254,7 @@
               <w:pStyle w:val="Compact"/>
             </w:pPr>
             <w:r>
-              <w:t xml:space="preserve">An organization that operates systems</w:t>
+              <w:t xml:space="preserve">An organization, not a product</w:t>
             </w:r>
           </w:p>
         </w:tc>
@@ -2326,7 +2326,7 @@
               <w:pStyle w:val="Compact"/>
             </w:pPr>
             <w:r>
-              <w:t xml:space="preserve">An organization that operates systems</w:t>
+              <w:t xml:space="preserve">An organization, not a product</w:t>
             </w:r>
           </w:p>
         </w:tc>
@@ -2398,7 +2398,7 @@
               <w:pStyle w:val="Compact"/>
             </w:pPr>
             <w:r>
-              <w:t xml:space="preserve">An organization that operates systems</w:t>
+              <w:t xml:space="preserve">An organization, not a product</w:t>
             </w:r>
           </w:p>
         </w:tc>
@@ -2686,7 +2686,7 @@
               <w:pStyle w:val="Compact"/>
             </w:pPr>
             <w:r>
-              <w:t xml:space="preserve">An organization that operates systems</w:t>
+              <w:t xml:space="preserve">An organization, not a product</w:t>
             </w:r>
           </w:p>
         </w:tc>
@@ -2758,7 +2758,7 @@
               <w:pStyle w:val="Compact"/>
             </w:pPr>
             <w:r>
-              <w:t xml:space="preserve">An organization that operates systems</w:t>
+              <w:t xml:space="preserve">An organization, not a product</w:t>
             </w:r>
           </w:p>
         </w:tc>
@@ -2902,7 +2902,7 @@
               <w:pStyle w:val="Compact"/>
             </w:pPr>
             <w:r>
-              <w:t xml:space="preserve">An organization that operates systems</w:t>
+              <w:t xml:space="preserve">An organization, not a product</w:t>
             </w:r>
           </w:p>
         </w:tc>
@@ -2974,7 +2974,7 @@
               <w:pStyle w:val="Compact"/>
             </w:pPr>
             <w:r>
-              <w:t xml:space="preserve">An organization that operates systems</w:t>
+              <w:t xml:space="preserve">An organization, not a product</w:t>
             </w:r>
           </w:p>
         </w:tc>
@@ -3046,7 +3046,7 @@
               <w:pStyle w:val="Compact"/>
             </w:pPr>
             <w:r>
-              <w:t xml:space="preserve">An organization that operates systems</w:t>
+              <w:t xml:space="preserve">An organization, not a product</w:t>
             </w:r>
           </w:p>
         </w:tc>
@@ -3190,7 +3190,7 @@
               <w:pStyle w:val="Compact"/>
             </w:pPr>
             <w:r>
-              <w:t xml:space="preserve">An organization that operates systems</w:t>
+              <w:t xml:space="preserve">An organization, not a product</w:t>
             </w:r>
           </w:p>
         </w:tc>
@@ -3212,7 +3212,7 @@
               <w:pStyle w:val="Compact"/>
             </w:pPr>
             <w:r>
-              <w:t xml:space="preserve">No independent trigger. It sits beside the federal control chain, covering personal data.</w:t>
+              <w:t xml:space="preserve">No independent trigger. It sits beside the federal control chain, covering personally identifiable information (PII).</w:t>
             </w:r>
           </w:p>
         </w:tc>
@@ -3262,7 +3262,7 @@
               <w:pStyle w:val="Compact"/>
             </w:pPr>
             <w:r>
-              <w:t xml:space="preserve">An organization that operates systems</w:t>
+              <w:t xml:space="preserve">An organization, not a product</w:t>
             </w:r>
           </w:p>
         </w:tc>
@@ -3622,7 +3622,7 @@
               <w:pStyle w:val="Compact"/>
             </w:pPr>
             <w:r>
-              <w:t xml:space="preserve">An organization that operates systems</w:t>
+              <w:t xml:space="preserve">An organization, not a product</w:t>
             </w:r>
           </w:p>
         </w:tc>
@@ -3838,7 +3838,7 @@
               <w:pStyle w:val="Compact"/>
             </w:pPr>
             <w:r>
-              <w:t xml:space="preserve">An organization that operates systems</w:t>
+              <w:t xml:space="preserve">An organization, not a product</w:t>
             </w:r>
           </w:p>
         </w:tc>
@@ -3982,7 +3982,7 @@
               <w:pStyle w:val="Compact"/>
             </w:pPr>
             <w:r>
-              <w:t xml:space="preserve">An organization that operates systems</w:t>
+              <w:t xml:space="preserve">An organization, not a product</w:t>
             </w:r>
           </w:p>
         </w:tc>
@@ -4126,7 +4126,7 @@
               <w:pStyle w:val="Compact"/>
             </w:pPr>
             <w:r>
-              <w:t xml:space="preserve">An organization that operates systems</w:t>
+              <w:t xml:space="preserve">An organization, not a product</w:t>
             </w:r>
           </w:p>
         </w:tc>
@@ -4198,7 +4198,7 @@
               <w:pStyle w:val="Compact"/>
             </w:pPr>
             <w:r>
-              <w:t xml:space="preserve">An organization that operates systems</w:t>
+              <w:t xml:space="preserve">An organization, not a product</w:t>
             </w:r>
           </w:p>
         </w:tc>
@@ -4382,7 +4382,7 @@
         <w:t xml:space="preserve"> </w:t>
       </w:r>
       <w:r>
-        <w:t xml:space="preserve">still be addressed to an organization that operates systems -- its development controls are written</w:t>
+        <w:t xml:space="preserve">still be addressed to an organization, not a product -- its development controls are written</w:t>
       </w:r>
       <w:r>
         <w:t xml:space="preserve"> </w:t>
@@ -4545,18 +4545,18 @@
                 <w:b/>
                 <w:bCs/>
               </w:rPr>
-              <w:t xml:space="preserve">An organization that operates systems</w:t>
-            </w:r>
-          </w:p>
-        </w:tc>
-        <w:tc>
-          <w:tcPr/>
-          <w:p>
-            <w:pPr>
-              <w:pStyle w:val="Compact"/>
-            </w:pPr>
-            <w:r>
-              <w:t xml:space="preserve">How an entity runs, governs and secures systems it operates, with personnel, facilities and an authorization boundary</w:t>
+              <w:t xml:space="preserve">An organization, not a product</w:t>
+            </w:r>
+          </w:p>
+        </w:tc>
+        <w:tc>
+          <w:tcPr/>
+          <w:p>
+            <w:pPr>
+              <w:pStyle w:val="Compact"/>
+            </w:pPr>
+            <w:r>
+              <w:t xml:space="preserve">How an entity runs, governs and secures itself -- its program, people, processes and, where it has them, the systems it operates and its authorization boundary</w:t>
             </w:r>
           </w:p>
         </w:tc>

--- a/docs/standards/word/STANDARDS-LANDSCAPE.docx
+++ b/docs/standards/word/STANDARDS-LANDSCAPE.docx
@@ -1078,7 +1078,7 @@
         <w:t xml:space="preserve"> </w:t>
       </w:r>
       <w:r>
-        <w:t xml:space="preserve">run time. That is a different subject from governing what an assistant writes for you, and the two</w:t>
+        <w:t xml:space="preserve">run time. That is a different subject from governing what an AI coding assistant writes for you, and the two</w:t>
       </w:r>
       <w:r>
         <w:t xml:space="preserve"> </w:t>

--- a/docs/standards/word/STANDARDS-LANDSCAPE.docx
+++ b/docs/standards/word/STANDARDS-LANDSCAPE.docx
@@ -60,7 +60,7 @@
           <w:b/>
           <w:bCs/>
         </w:rPr>
-        <w:t xml:space="preserve">encyclopedias that explain what each standard says rather than whether it reaches you.</w:t>
+        <w:t xml:space="preserve">encyclopedias that explain what each standard says rather than whether it applies to you.</w:t>
       </w:r>
     </w:p>
     <w:p>
@@ -167,7 +167,7 @@
         <w:t xml:space="preserve"> </w:t>
       </w:r>
       <w:r>
-        <w:t xml:space="preserve">which answers "what reaches me". Then</w:t>
+        <w:t xml:space="preserve">which answers "what applies to me". Then</w:t>
       </w:r>
       <w:r>
         <w:t xml:space="preserve"> </w:t>
@@ -225,7 +225,7 @@
         <w:t xml:space="preserve"> </w:t>
       </w:r>
       <w:r>
-        <w:t xml:space="preserve">Tick what is true of your business and it hides the rows that cannot reach you. It hides; it never</w:t>
+        <w:t xml:space="preserve">Tick what is true of your business and it hides the rows that cannot apply to you. It hides; it never</w:t>
       </w:r>
       <w:r>
         <w:t xml:space="preserve"> </w:t>
@@ -299,19 +299,31 @@
         <w:t xml:space="preserve"> </w:t>
       </w:r>
       <w:r>
-        <w:t xml:space="preserve">anything: whether any of this reaches your organization is decided by a clause number, and no legal</w:t>
-      </w:r>
-      <w:r>
-        <w:t xml:space="preserve"> </w:t>
-      </w:r>
-      <w:r>
-        <w:t xml:space="preserve">advice is given anywhere on this site. And they will not return a complete list. "At least these" is</w:t>
-      </w:r>
-      <w:r>
-        <w:t xml:space="preserve"> </w:t>
-      </w:r>
-      <w:r>
-        <w:t xml:space="preserve">the only claim available, and matching nothing here is not evidence that nothing reaches you --</w:t>
+        <w:t xml:space="preserve">anything: that a document applies to your situation does not mean it binds you, and what binds you</w:t>
+      </w:r>
+      <w:r>
+        <w:t xml:space="preserve"> </w:t>
+      </w:r>
+      <w:r>
+        <w:t xml:space="preserve">is a clause in a contract, a statute, or a procurement rule -- which no web page can settle, and no</w:t>
+      </w:r>
+      <w:r>
+        <w:t xml:space="preserve"> </w:t>
+      </w:r>
+      <w:r>
+        <w:t xml:space="preserve">legal advice is given anywhere on this site. And they will not return a complete list. "At least</w:t>
+      </w:r>
+      <w:r>
+        <w:t xml:space="preserve"> </w:t>
+      </w:r>
+      <w:r>
+        <w:t xml:space="preserve">these" is the only claim available, and matching nothing here is not evidence that nothing applies</w:t>
+      </w:r>
+      <w:r>
+        <w:t xml:space="preserve"> </w:t>
+      </w:r>
+      <w:r>
+        <w:t xml:space="preserve">to you --</w:t>
       </w:r>
       <w:r>
         <w:t xml:space="preserve"> </w:t>
@@ -351,7 +363,7 @@
         <w:t xml:space="preserve"> </w:t>
       </w:r>
       <w:r>
-        <w:t xml:space="preserve">here is not evidence that nothing reaches you -- see</w:t>
+        <w:t xml:space="preserve">here is not evidence that nothing applies to you -- see</w:t>
       </w:r>
       <w:r>
         <w:t xml:space="preserve"> </w:t>
@@ -401,7 +413,7 @@
               <w:pStyle w:val="Compact"/>
             </w:pPr>
             <w:r>
-              <w:t xml:space="preserve">What reaches you, and how it arrives</w:t>
+              <w:t xml:space="preserve">What applies to you, and how it arrives</w:t>
             </w:r>
           </w:p>
         </w:tc>
@@ -440,7 +452,7 @@
               <w:pStyle w:val="Compact"/>
             </w:pPr>
             <w:r>
-              <w:t xml:space="preserve">Since 2026-01-23 there is no government-wide attestation mandate. What reaches you is whatever an individual agency writes into a contract</w:t>
+              <w:t xml:space="preserve">Since 2026-01-23 there is no government-wide attestation mandate. What applies to you is whatever an individual agency writes into a contract</w:t>
             </w:r>
           </w:p>
         </w:tc>
@@ -586,22 +598,22 @@
               <w:pStyle w:val="Compact"/>
             </w:pPr>
             <w:r>
-              <w:t xml:space="preserve">A regulation that binds producers directly, with no customer asking -- the only such item mapped here. Its reporting obligations apply from 2026-09-11, ahead of the rest of it</w:t>
-            </w:r>
-          </w:p>
-        </w:tc>
-        <w:tc>
-          <w:tcPr/>
-          <w:p>
-            <w:pPr>
-              <w:pStyle w:val="Compact"/>
-            </w:pPr>
-            <w:hyperlink w:anchor="how-these-actually-reach-you">
+              <w:t xml:space="preserve">A regulation that binds producers directly, with no customer asking -- the only such item mapped here. Its reporting obligations apply from 2026-09-11, ahead of the rest of it. Whether what you place is a product with digital elements in the regulation's own sense is the thing to check, and this page cannot settle it</w:t>
+            </w:r>
+          </w:p>
+        </w:tc>
+        <w:tc>
+          <w:tcPr/>
+          <w:p>
+            <w:pPr>
+              <w:pStyle w:val="Compact"/>
+            </w:pPr>
+            <w:hyperlink w:anchor="how-these-actually-arrive">
               <w:r>
                 <w:rPr>
                   <w:rStyle w:val="Hyperlink"/>
                 </w:rPr>
-                <w:t xml:space="preserve">How these actually reach you</w:t>
+                <w:t xml:space="preserve">How these actually arrive</w:t>
               </w:r>
             </w:hyperlink>
           </w:p>
@@ -640,12 +652,12 @@
             <w:pPr>
               <w:pStyle w:val="Compact"/>
             </w:pPr>
-            <w:hyperlink w:anchor="how-these-actually-reach-you">
+            <w:hyperlink w:anchor="how-these-actually-arrive">
               <w:r>
                 <w:rPr>
                   <w:rStyle w:val="Hyperlink"/>
                 </w:rPr>
-                <w:t xml:space="preserve">How these actually reach you</w:t>
+                <w:t xml:space="preserve">How these actually arrive</w:t>
               </w:r>
             </w:hyperlink>
           </w:p>
@@ -806,7 +818,7 @@
               <w:pStyle w:val="Compact"/>
             </w:pPr>
             <w:r>
-              <w:t xml:space="preserve">A regulator's rule on the organization, not on a product. It reaches a supplier as contract text rather than as regulation</w:t>
+              <w:t xml:space="preserve">A regulator's rule on the organization, not on a product. It arrives at a supplier as contract text rather than as regulation</w:t>
             </w:r>
           </w:p>
         </w:tc>
@@ -904,12 +916,12 @@
             <w:pPr>
               <w:pStyle w:val="Compact"/>
             </w:pPr>
-            <w:hyperlink w:anchor="how-these-actually-reach-you">
+            <w:hyperlink w:anchor="how-these-actually-arrive">
               <w:r>
                 <w:rPr>
                   <w:rStyle w:val="Hyperlink"/>
                 </w:rPr>
-                <w:t xml:space="preserve">How these actually reach you</w:t>
+                <w:t xml:space="preserve">How these actually arrive</w:t>
               </w:r>
             </w:hyperlink>
           </w:p>
@@ -1280,6 +1292,36 @@
       </w:r>
       <w:r>
         <w:t xml:space="preserve">every cell. Where a cell says "the check date", it means that date.</w:t>
+      </w:r>
+    </w:p>
+    <w:p>
+      <w:pPr>
+        <w:pStyle w:val="BodyText"/>
+      </w:pPr>
+      <w:r>
+        <w:rPr>
+          <w:b/>
+          <w:bCs/>
+        </w:rPr>
+        <w:t xml:space="preserve">The second column asks whose conduct a document's sentences purport to govern</w:t>
+      </w:r>
+      <w:r>
+        <w:t xml:space="preserve"> </w:t>
+      </w:r>
+      <w:r>
+        <w:t xml:space="preserve">-- not whether</w:t>
+      </w:r>
+      <w:r>
+        <w:t xml:space="preserve"> </w:t>
+      </w:r>
+      <w:r>
+        <w:t xml:space="preserve">anything obliges you to follow them, which is what the trigger column answers. Several rows below</w:t>
+      </w:r>
+      <w:r>
+        <w:t xml:space="preserve"> </w:t>
+      </w:r>
+      <w:r>
+        <w:t xml:space="preserve">issue nothing and demand nothing on their own; the column still says who they are written at.</w:t>
       </w:r>
     </w:p>
     <w:tbl>
@@ -1318,7 +1360,7 @@
               <w:pStyle w:val="Compact"/>
             </w:pPr>
             <w:r>
-              <w:t xml:space="preserve">Addressed to</w:t>
+              <w:t xml:space="preserve">Makes demands of</w:t>
             </w:r>
           </w:p>
         </w:tc>
@@ -1678,7 +1720,7 @@
               <w:pStyle w:val="Compact"/>
             </w:pPr>
             <w:r>
-              <w:t xml:space="preserve">Nobody: infrastructure and vocabulary</w:t>
+              <w:t xml:space="preserve">Input you use, not a rule you meet</w:t>
             </w:r>
           </w:p>
         </w:tc>
@@ -1700,7 +1742,7 @@
               <w:pStyle w:val="Compact"/>
             </w:pPr>
             <w:r>
-              <w:t xml:space="preserve">Every dependency policy and every scanner.</w:t>
+              <w:t xml:space="preserve">A dependency policy, a customer contract or support agreement, or your own vulnerability management -- covering both what you consume and what you ship. The program demands nothing itself: what obliges anyone to act on a published identifier is the policy or the clause that quotes it.</w:t>
             </w:r>
           </w:p>
         </w:tc>
@@ -1750,7 +1792,7 @@
               <w:pStyle w:val="Compact"/>
             </w:pPr>
             <w:r>
-              <w:t xml:space="preserve">Nobody: infrastructure and vocabulary</w:t>
+              <w:t xml:space="preserve">Input you use, not a rule you meet</w:t>
             </w:r>
           </w:p>
         </w:tc>
@@ -2204,7 +2246,7 @@
               <w:pStyle w:val="Compact"/>
             </w:pPr>
             <w:r>
-              <w:t xml:space="preserve">Meeting the rule's statutory definition of a covered institution, which reaches wider than self-image.</w:t>
+              <w:t xml:space="preserve">Meeting the rule's statutory definition of a covered institution, which is wider than self-image.</w:t>
             </w:r>
           </w:p>
         </w:tc>
@@ -2226,7 +2268,7 @@
               <w:pStyle w:val="Compact"/>
             </w:pPr>
             <w:r>
-              <w:t xml:space="preserve">Organizations that do not think of themselves as financial institutions assume it does not reach them. The definition is statutory, not a matter of self-description.</w:t>
+              <w:t xml:space="preserve">Organizations that do not think of themselves as financial institutions assume it does not apply to them. The definition is statutory, not a matter of self-description.</w:t>
             </w:r>
           </w:p>
         </w:tc>
@@ -2614,7 +2656,7 @@
               <w:pStyle w:val="Compact"/>
             </w:pPr>
             <w:r>
-              <w:t xml:space="preserve">Nobody: infrastructure and vocabulary</w:t>
+              <w:t xml:space="preserve">Input you use, not a rule you meet</w:t>
             </w:r>
           </w:p>
         </w:tc>
@@ -2852,7 +2894,7 @@
               <w:pStyle w:val="Compact"/>
             </w:pPr>
             <w:r>
-              <w:t xml:space="preserve">It reaches you through changed audit conduct: refined remote-audit rules and a revised audit-time calculation.</w:t>
+              <w:t xml:space="preserve">It affects you through changed audit conduct: refined remote-audit rules and a revised audit-time calculation.</w:t>
             </w:r>
           </w:p>
         </w:tc>
@@ -3140,7 +3182,7 @@
               <w:pStyle w:val="Compact"/>
             </w:pPr>
             <w:r>
-              <w:t xml:space="preserve">It reaches you as the source of the questions an assessor asks about a deployed instance.</w:t>
+              <w:t xml:space="preserve">It affects you as the source of the questions an assessor asks about a deployed instance.</w:t>
             </w:r>
           </w:p>
         </w:tc>
@@ -3910,7 +3952,7 @@
               <w:pStyle w:val="Compact"/>
             </w:pPr>
             <w:r>
-              <w:t xml:space="preserve">Nobody: infrastructure and vocabulary</w:t>
+              <w:t xml:space="preserve">Input you use, not a rule you meet</w:t>
             </w:r>
           </w:p>
         </w:tc>
@@ -4220,7 +4262,7 @@
               <w:pStyle w:val="Compact"/>
             </w:pPr>
             <w:r>
-              <w:t xml:space="preserve">A contracting officer inserting a clause, or a prime flowing it down. Nothing here reaches you on its own.</w:t>
+              <w:t xml:space="preserve">A contracting officer inserting a clause, or a prime flowing it down. Nothing here arrives on its own.</w:t>
             </w:r>
           </w:p>
         </w:tc>
@@ -4352,7 +4394,38 @@
         <w:t xml:space="preserve"> </w:t>
       </w:r>
       <w:r>
-        <w:t xml:space="preserve">column sits second rather than last.</w:t>
+        <w:t xml:space="preserve">column sits second rather than last. The column is headed</w:t>
+      </w:r>
+      <w:r>
+        <w:t xml:space="preserve"> </w:t>
+      </w:r>
+      <w:r>
+        <w:rPr>
+          <w:b/>
+          <w:bCs/>
+        </w:rPr>
+        <w:t xml:space="preserve">makes demands of</w:t>
+      </w:r>
+      <w:r>
+        <w:t xml:space="preserve">, and the test it runs</w:t>
+      </w:r>
+      <w:r>
+        <w:t xml:space="preserve"> </w:t>
+      </w:r>
+      <w:r>
+        <w:t xml:space="preserve">is whose conduct a document's sentences purport to govern -- not whether the document succeeds in</w:t>
+      </w:r>
+      <w:r>
+        <w:t xml:space="preserve"> </w:t>
+      </w:r>
+      <w:r>
+        <w:t xml:space="preserve">obliging anyone on its own, which most of them do not. What obliges you is the clause, the policy or</w:t>
+      </w:r>
+      <w:r>
+        <w:t xml:space="preserve"> </w:t>
+      </w:r>
+      <w:r>
+        <w:t xml:space="preserve">the regime that quotes the document, and that is the trigger column's question rather than this one.</w:t>
       </w:r>
     </w:p>
     <w:p>
@@ -4443,6 +4516,78 @@
       </w:r>
       <w:r>
         <w:t xml:space="preserve">such item in its own block, under that label, for exactly this reason.</w:t>
+      </w:r>
+    </w:p>
+    <w:p>
+      <w:pPr>
+        <w:pStyle w:val="BodyText"/>
+      </w:pPr>
+      <w:r>
+        <w:rPr>
+          <w:b/>
+          <w:bCs/>
+        </w:rPr>
+        <w:t xml:space="preserve">The fourth label names a use rather than an audience, and that is deliberate.</w:t>
+      </w:r>
+      <w:r>
+        <w:t xml:space="preserve"> </w:t>
+      </w:r>
+      <w:r>
+        <w:t xml:space="preserve">Nothing in that</w:t>
+      </w:r>
+      <w:r>
+        <w:t xml:space="preserve"> </w:t>
+      </w:r>
+      <w:r>
+        <w:t xml:space="preserve">group is written at anybody: its documents define the terms other documents' sentences are written</w:t>
+      </w:r>
+      <w:r>
+        <w:t xml:space="preserve"> </w:t>
+      </w:r>
+      <w:r>
+        <w:t xml:space="preserve">in, rather than governing anyone's conduct. That is what separates it from the other three, and it</w:t>
+      </w:r>
+      <w:r>
+        <w:t xml:space="preserve"> </w:t>
+      </w:r>
+      <w:r>
+        <w:t xml:space="preserve">is a fact about normative status rather than about importance -- a producer uses every item in the</w:t>
+      </w:r>
+      <w:r>
+        <w:t xml:space="preserve"> </w:t>
+      </w:r>
+      <w:r>
+        <w:t xml:space="preserve">group. A dependency policy is written in vulnerability identifiers, a scanner reports in weakness</w:t>
+      </w:r>
+      <w:r>
+        <w:t xml:space="preserve"> </w:t>
+      </w:r>
+      <w:r>
+        <w:t xml:space="preserve">identifiers, an SBOM is emitted in one of two formats, and a requirements document borrows the</w:t>
+      </w:r>
+      <w:r>
+        <w:t xml:space="preserve"> </w:t>
+      </w:r>
+      <w:r>
+        <w:t xml:space="preserve">quality vocabulary. Labeling the group by the absence invites a reader to skip it, which is the</w:t>
+      </w:r>
+      <w:r>
+        <w:t xml:space="preserve"> </w:t>
+      </w:r>
+      <w:r>
+        <w:t xml:space="preserve">wrong move for material their own policies are written in. Where a demand does exist it comes from</w:t>
+      </w:r>
+      <w:r>
+        <w:t xml:space="preserve"> </w:t>
+      </w:r>
+      <w:r>
+        <w:t xml:space="preserve">the policy, the contract or the vulnerability management program that quotes the document, never</w:t>
+      </w:r>
+      <w:r>
+        <w:t xml:space="preserve"> </w:t>
+      </w:r>
+      <w:r>
+        <w:t xml:space="preserve">from the document, so each row's trigger cell names that source instead.</w:t>
       </w:r>
     </w:p>
     <w:tbl>
@@ -4467,7 +4612,7 @@
               <w:pStyle w:val="Compact"/>
             </w:pPr>
             <w:r>
-              <w:t xml:space="preserve">Addressed to</w:t>
+              <w:t xml:space="preserve">Makes demands of</w:t>
             </w:r>
           </w:p>
         </w:tc>
@@ -4623,29 +4768,29 @@
                 <w:b/>
                 <w:bCs/>
               </w:rPr>
-              <w:t xml:space="preserve">Nobody: infrastructure and vocabulary</w:t>
-            </w:r>
-          </w:p>
-        </w:tc>
-        <w:tc>
-          <w:tcPr/>
-          <w:p>
-            <w:pPr>
-              <w:pStyle w:val="Compact"/>
-            </w:pPr>
-            <w:r>
-              <w:t xml:space="preserve">Identifier spaces, formats and vocabularies that nobody conforms to</w:t>
-            </w:r>
-          </w:p>
-        </w:tc>
-        <w:tc>
-          <w:tcPr/>
-          <w:p>
-            <w:pPr>
-              <w:pStyle w:val="Compact"/>
-            </w:pPr>
-            <w:r>
-              <w:t xml:space="preserve">An identifier read as a severity, or a format's standards-body lineage read as a compliance grade</w:t>
+              <w:t xml:space="preserve">Input you use, not a rule you meet</w:t>
+            </w:r>
+          </w:p>
+        </w:tc>
+        <w:tc>
+          <w:tcPr/>
+          <w:p>
+            <w:pPr>
+              <w:pStyle w:val="Compact"/>
+            </w:pPr>
+            <w:r>
+              <w:t xml:space="preserve">Identifier spaces, formats and vocabularies that policies, scanners and contracts are written in. A producer uses all of them and conforms to none of them</w:t>
+            </w:r>
+          </w:p>
+        </w:tc>
+        <w:tc>
+          <w:tcPr/>
+          <w:p>
+            <w:pPr>
+              <w:pStyle w:val="Compact"/>
+            </w:pPr>
+            <w:r>
+              <w:t xml:space="preserve">Read as "skip this". Also an identifier read as a severity, or a format's standards-body lineage read as a compliance grade</w:t>
             </w:r>
           </w:p>
         </w:tc>
@@ -5233,13 +5378,13 @@
       </w:r>
     </w:p>
     <w:bookmarkEnd w:id="20"/>
-    <w:bookmarkStart w:id="21" w:name="how-these-actually-reach-you"/>
+    <w:bookmarkStart w:id="21" w:name="how-these-actually-arrive"/>
     <w:p>
       <w:pPr>
         <w:pStyle w:val="Heading3"/>
       </w:pPr>
       <w:r>
-        <w:t xml:space="preserve">How these actually reach you</w:t>
+        <w:t xml:space="preserve">How these actually arrive</w:t>
       </w:r>
     </w:p>
     <w:p>
@@ -5583,7 +5728,7 @@
         <w:t xml:space="preserve"> </w:t>
       </w:r>
       <w:r>
-        <w:t xml:space="preserve">The market-access regulation reaches a</w:t>
+        <w:t xml:space="preserve">The market-access regulation binds a</w:t>
       </w:r>
       <w:r>
         <w:t xml:space="preserve"> </w:t>
@@ -6115,7 +6260,7 @@
           <w:b/>
           <w:bCs/>
         </w:rPr>
-        <w:t xml:space="preserve">If what reaches you sits in one of these, this page will</w:t>
+        <w:t xml:space="preserve">If what applies to your situation sits in one of these,</w:t>
       </w:r>
       <w:r>
         <w:rPr>
@@ -6129,7 +6274,7 @@
           <w:b/>
           <w:bCs/>
         </w:rPr>
-        <w:t xml:space="preserve">tell you nothing about it, and you should not read its silence as coverage.</w:t>
+        <w:t xml:space="preserve">this page will tell you nothing about it, and you should not read its silence as coverage.</w:t>
       </w:r>
     </w:p>
     <w:p>
@@ -6197,37 +6342,37 @@
         <w:t xml:space="preserve"> </w:t>
       </w:r>
       <w:r>
-        <w:t xml:space="preserve">Whether any of this applies to your</w:t>
-      </w:r>
-      <w:r>
-        <w:t xml:space="preserve"> </w:t>
-      </w:r>
-      <w:r>
-        <w:t xml:space="preserve">organization: a clause number decides that, not a web page. Whether you must comply with anything: no</w:t>
-      </w:r>
-      <w:r>
-        <w:t xml:space="preserve"> </w:t>
-      </w:r>
-      <w:r>
-        <w:t xml:space="preserve">legal advice is given here. Which tool, scanner, format or assessor to use: none is named. Whether</w:t>
-      </w:r>
-      <w:r>
-        <w:t xml:space="preserve"> </w:t>
-      </w:r>
-      <w:r>
-        <w:t xml:space="preserve">anything published on this site conforms to, aligns with or partially satisfies anything named here:</w:t>
-      </w:r>
-      <w:r>
-        <w:t xml:space="preserve"> </w:t>
-      </w:r>
-      <w:r>
-        <w:t xml:space="preserve">it does not, and no such claim is made. And how much any of it costs, in money, effort or time: not</w:t>
-      </w:r>
-      <w:r>
-        <w:t xml:space="preserve"> </w:t>
-      </w:r>
-      <w:r>
-        <w:t xml:space="preserve">assessed.</w:t>
+        <w:t xml:space="preserve">Whether any of this binds your organization: a</w:t>
+      </w:r>
+      <w:r>
+        <w:t xml:space="preserve"> </w:t>
+      </w:r>
+      <w:r>
+        <w:t xml:space="preserve">clause number decides that, not a web page, and a document that applies to your situation may still</w:t>
+      </w:r>
+      <w:r>
+        <w:t xml:space="preserve"> </w:t>
+      </w:r>
+      <w:r>
+        <w:t xml:space="preserve">not oblige you. Whether you must comply with anything: no legal advice is given here. Which tool,</w:t>
+      </w:r>
+      <w:r>
+        <w:t xml:space="preserve"> </w:t>
+      </w:r>
+      <w:r>
+        <w:t xml:space="preserve">scanner, format or assessor to use: none is named. Whether anything published on this site conforms</w:t>
+      </w:r>
+      <w:r>
+        <w:t xml:space="preserve"> </w:t>
+      </w:r>
+      <w:r>
+        <w:t xml:space="preserve">to, aligns with or partially satisfies anything named here: it does not, and no such claim is made.</w:t>
+      </w:r>
+      <w:r>
+        <w:t xml:space="preserve"> </w:t>
+      </w:r>
+      <w:r>
+        <w:t xml:space="preserve">And how much any of it costs, in money, effort or time: not assessed.</w:t>
       </w:r>
     </w:p>
     <w:p>
@@ -6584,7 +6729,7 @@
               <w:pStyle w:val="Compact"/>
             </w:pPr>
             <w:r>
-              <w:t xml:space="preserve">Whether your teams already do this, rather than which standards reach you</w:t>
+              <w:t xml:space="preserve">Whether your teams already do this, rather than which standards apply to you</w:t>
             </w:r>
           </w:p>
         </w:tc>

--- a/docs/standards/word/STANDARDS-LANDSCAPE.docx
+++ b/docs/standards/word/STANDARDS-LANDSCAPE.docx
@@ -46,7 +46,7 @@
           <w:b/>
           <w:bCs/>
         </w:rPr>
-        <w:t xml:space="preserve">The question a security executive has to answer before funding anything, and the one buried under</w:t>
+        <w:t xml:space="preserve">The question a security executive answers before funding anything, and the one buried under</w:t>
       </w:r>
       <w:r>
         <w:rPr>
@@ -123,7 +123,7 @@
         <w:t xml:space="preserve"> </w:t>
       </w:r>
       <w:r>
-        <w:t xml:space="preserve">The interactive version of this page is at</w:t>
+        <w:t xml:space="preserve">Interactive version:</w:t>
       </w:r>
       <w:r>
         <w:t xml:space="preserve"> </w:t>
@@ -137,193 +137,197 @@
         </w:r>
       </w:hyperlink>
       <w:r>
-        <w:t xml:space="preserve">, written</w:t>
-      </w:r>
-      <w:r>
-        <w:t xml:space="preserve"> </w:t>
-      </w:r>
-      <w:r>
-        <w:t xml:space="preserve">out in full because a relative link is dead in a downloaded Word file.</w:t>
+        <w:t xml:space="preserve"> </w:t>
+      </w:r>
+      <w:r>
+        <w:t xml:space="preserve">--</w:t>
+      </w:r>
+      <w:r>
+        <w:t xml:space="preserve"> </w:t>
+      </w:r>
+      <w:r>
+        <w:t xml:space="preserve">written out in full, because a relative link is dead in a downloaded Word file.</w:t>
       </w:r>
     </w:p>
     <w:p>
       <w:pPr>
         <w:pStyle w:val="FirstParagraph"/>
+      </w:pPr>
+      <w:r>
+        <w:t xml:space="preserve">Three parts, in the order you need them:</w:t>
+      </w:r>
+    </w:p>
+    <w:p>
+      <w:pPr>
+        <w:pStyle w:val="Compact"/>
+        <w:numPr>
+          <w:ilvl w:val="0"/>
+          <w:numId w:val="1001"/>
+        </w:numPr>
+      </w:pPr>
+      <w:hyperlink w:anchor="if-this-is-your-situation">
+        <w:r>
+          <w:rPr>
+            <w:rStyle w:val="Hyperlink"/>
+            <w:b/>
+            <w:bCs/>
+          </w:rPr>
+          <w:t xml:space="preserve">Routing</w:t>
+        </w:r>
+      </w:hyperlink>
+      <w:r>
+        <w:t xml:space="preserve"> </w:t>
+      </w:r>
+      <w:r>
+        <w:t xml:space="preserve">-- which of these apply to your situation</w:t>
+      </w:r>
+    </w:p>
+    <w:p>
+      <w:pPr>
+        <w:pStyle w:val="Compact"/>
+        <w:numPr>
+          <w:ilvl w:val="0"/>
+          <w:numId w:val="1001"/>
+        </w:numPr>
+      </w:pPr>
+      <w:hyperlink w:anchor="every-document-on-this-map">
+        <w:r>
+          <w:rPr>
+            <w:rStyle w:val="Hyperlink"/>
+            <w:b/>
+            <w:bCs/>
+          </w:rPr>
+          <w:t xml:space="preserve">Reference</w:t>
+        </w:r>
+      </w:hyperlink>
+      <w:r>
+        <w:t xml:space="preserve"> </w:t>
+      </w:r>
+      <w:r>
+        <w:t xml:space="preserve">-- one row per document, for when you already know</w:t>
+      </w:r>
+      <w:r>
+        <w:t xml:space="preserve"> </w:t>
+      </w:r>
+      <w:r>
+        <w:t xml:space="preserve">what you are after</w:t>
+      </w:r>
+    </w:p>
+    <w:p>
+      <w:pPr>
+        <w:pStyle w:val="Compact"/>
+        <w:numPr>
+          <w:ilvl w:val="0"/>
+          <w:numId w:val="1001"/>
+        </w:numPr>
+      </w:pPr>
+      <w:hyperlink w:anchor="why-this-page-is-organized-the-way-it-is">
+        <w:r>
+          <w:rPr>
+            <w:rStyle w:val="Hyperlink"/>
+            <w:b/>
+            <w:bCs/>
+          </w:rPr>
+          <w:t xml:space="preserve">Why</w:t>
+        </w:r>
+      </w:hyperlink>
+      <w:r>
+        <w:t xml:space="preserve"> </w:t>
+      </w:r>
+      <w:r>
+        <w:t xml:space="preserve">-- where the cuts and the vocabulary are</w:t>
+      </w:r>
+      <w:r>
+        <w:t xml:space="preserve"> </w:t>
+      </w:r>
+      <w:r>
+        <w:t xml:space="preserve">argued; skippable</w:t>
+      </w:r>
+    </w:p>
+    <w:p>
+      <w:pPr>
+        <w:pStyle w:val="FirstParagraph"/>
+      </w:pPr>
+      <w:r>
+        <w:t xml:space="preserve">The served page adds a selector above the routing table. It only hides rows: it computes nothing and</w:t>
+      </w:r>
+      <w:r>
+        <w:t xml:space="preserve"> </w:t>
+      </w:r>
+      <w:r>
+        <w:t xml:space="preserve">holds no fact this document does not. A downloaded copy gives you the same routing unfiltered --</w:t>
+      </w:r>
+      <w:r>
+        <w:t xml:space="preserve"> </w:t>
+      </w:r>
+      <w:r>
+        <w:t xml:space="preserve">printable, forwardable to counsel, markable.</w:t>
+      </w:r>
+    </w:p>
+    <w:p>
+      <w:pPr>
+        <w:pStyle w:val="BodyText"/>
       </w:pPr>
       <w:r>
         <w:rPr>
           <w:b/>
           <w:bCs/>
         </w:rPr>
-        <w:t xml:space="preserve">This one file carries three things, in the order a reader needs them.</w:t>
-      </w:r>
-      <w:r>
-        <w:t xml:space="preserve"> </w:t>
-      </w:r>
-      <w:r>
-        <w:t xml:space="preserve">First the routing below,</w:t>
-      </w:r>
-      <w:r>
-        <w:t xml:space="preserve"> </w:t>
-      </w:r>
-      <w:r>
-        <w:t xml:space="preserve">which answers "what applies to me". Then</w:t>
-      </w:r>
-      <w:r>
-        <w:t xml:space="preserve"> </w:t>
-      </w:r>
-      <w:hyperlink w:anchor="every-document-on-this-map">
-        <w:r>
-          <w:rPr>
-            <w:rStyle w:val="Hyperlink"/>
-          </w:rPr>
-          <w:t xml:space="preserve">the reference</w:t>
-        </w:r>
-      </w:hyperlink>
-      <w:r>
-        <w:t xml:space="preserve">, one row per</w:t>
-      </w:r>
-      <w:r>
-        <w:t xml:space="preserve"> </w:t>
-      </w:r>
-      <w:r>
-        <w:t xml:space="preserve">document, for when you already know what you are looking for. Then</w:t>
-      </w:r>
-      <w:r>
-        <w:t xml:space="preserve"> </w:t>
-      </w:r>
-      <w:hyperlink w:anchor="why-this-page-is-organized-the-way-it-is">
-        <w:r>
-          <w:rPr>
-            <w:rStyle w:val="Hyperlink"/>
-          </w:rPr>
-          <w:t xml:space="preserve">the explanation</w:t>
-        </w:r>
-      </w:hyperlink>
-      <w:r>
-        <w:t xml:space="preserve">, last and skippable, which is where the</w:t>
-      </w:r>
-      <w:r>
-        <w:t xml:space="preserve"> </w:t>
-      </w:r>
-      <w:r>
-        <w:t xml:space="preserve">cuts and the vocabulary are argued rather than assumed.</w:t>
-      </w:r>
-    </w:p>
-    <w:p>
-      <w:pPr>
-        <w:pStyle w:val="BodyText"/>
-      </w:pPr>
+        <w:t xml:space="preserve">Two things this never does.</w:t>
+      </w:r>
+      <w:r>
+        <w:t xml:space="preserve"> </w:t>
+      </w:r>
+      <w:r>
+        <w:t xml:space="preserve">It will not tell you that you must comply: that a document applies to</w:t>
+      </w:r>
+      <w:r>
+        <w:t xml:space="preserve"> </w:t>
+      </w:r>
+      <w:r>
+        <w:t xml:space="preserve">your situation does not mean it binds you, what binds you is a clause in a contract, a statute or a</w:t>
+      </w:r>
+      <w:r>
+        <w:t xml:space="preserve"> </w:t>
+      </w:r>
+      <w:r>
+        <w:t xml:space="preserve">procurement rule, and nothing here is legal advice. And it will not give you a complete list.</w:t>
+      </w:r>
+      <w:r>
+        <w:t xml:space="preserve"> </w:t>
+      </w:r>
       <w:r>
         <w:rPr>
-          <w:b/>
-          <w:bCs/>
+          <w:i/>
+          <w:iCs/>
         </w:rPr>
-        <w:t xml:space="preserve">On the served site there is an interactive selector between this paragraph and the routing table.</w:t>
-      </w:r>
-      <w:r>
-        <w:t xml:space="preserve"> </w:t>
-      </w:r>
-      <w:r>
-        <w:t xml:space="preserve">Tick what is true of your business and it hides the rows that cannot apply to you. It hides; it never</w:t>
-      </w:r>
-      <w:r>
-        <w:t xml:space="preserve"> </w:t>
-      </w:r>
-      <w:r>
-        <w:t xml:space="preserve">computes, and it holds no fact this document does not.</w:t>
-      </w:r>
-    </w:p>
-    <w:p>
-      <w:pPr>
-        <w:pStyle w:val="BodyText"/>
-      </w:pPr>
+        <w:t xml:space="preserve">"At</w:t>
+      </w:r>
       <w:r>
         <w:rPr>
-          <w:b/>
-          <w:bCs/>
+          <w:i/>
+          <w:iCs/>
         </w:rPr>
-        <w:t xml:space="preserve">If you are reading the markdown or the Word copy, you have the answer and not a substitute for</w:t>
+        <w:t xml:space="preserve"> </w:t>
       </w:r>
       <w:r>
         <w:rPr>
-          <w:b/>
-          <w:bCs/>
+          <w:i/>
+          <w:iCs/>
         </w:rPr>
-        <w:t xml:space="preserve"> </w:t>
-      </w:r>
-      <w:r>
-        <w:rPr>
-          <w:b/>
-          <w:bCs/>
-        </w:rPr>
-        <w:t xml:space="preserve">it.</w:t>
-      </w:r>
-      <w:r>
-        <w:t xml:space="preserve"> </w:t>
-      </w:r>
-      <w:r>
-        <w:t xml:space="preserve">The selector is a filter over the table below, and the table below is that same routing</w:t>
-      </w:r>
-      <w:r>
-        <w:t xml:space="preserve"> </w:t>
-      </w:r>
-      <w:r>
-        <w:t xml:space="preserve">unfiltered -- the form you can print, forward to counsel and mark up. Nothing in this document</w:t>
-      </w:r>
-      <w:r>
-        <w:t xml:space="preserve"> </w:t>
-      </w:r>
-      <w:r>
-        <w:t xml:space="preserve">depends on the control existing.</w:t>
-      </w:r>
-    </w:p>
-    <w:p>
-      <w:pPr>
-        <w:pStyle w:val="BodyText"/>
-      </w:pPr>
-      <w:r>
-        <w:rPr>
-          <w:b/>
-          <w:bCs/>
-        </w:rPr>
-        <w:t xml:space="preserve">Two things neither of them will ever do.</w:t>
-      </w:r>
-      <w:r>
-        <w:t xml:space="preserve"> </w:t>
-      </w:r>
-      <w:r>
-        <w:t xml:space="preserve">They will not tell you that you must comply with</w:t>
-      </w:r>
-      <w:r>
-        <w:t xml:space="preserve"> </w:t>
-      </w:r>
-      <w:r>
-        <w:t xml:space="preserve">anything: that a document applies to your situation does not mean it binds you, and what binds you</w:t>
-      </w:r>
-      <w:r>
-        <w:t xml:space="preserve"> </w:t>
-      </w:r>
-      <w:r>
-        <w:t xml:space="preserve">is a clause in a contract, a statute, or a procurement rule -- which no web page can settle, and no</w:t>
-      </w:r>
-      <w:r>
-        <w:t xml:space="preserve"> </w:t>
-      </w:r>
-      <w:r>
-        <w:t xml:space="preserve">legal advice is given anywhere on this site. And they will not return a complete list. "At least</w:t>
-      </w:r>
-      <w:r>
-        <w:t xml:space="preserve"> </w:t>
-      </w:r>
-      <w:r>
-        <w:t xml:space="preserve">these" is the only claim available, and matching nothing here is not evidence that nothing applies</w:t>
-      </w:r>
-      <w:r>
-        <w:t xml:space="preserve"> </w:t>
-      </w:r>
-      <w:r>
-        <w:t xml:space="preserve">to you --</w:t>
+        <w:t xml:space="preserve">least these"</w:t>
+      </w:r>
+      <w:r>
+        <w:t xml:space="preserve"> </w:t>
+      </w:r>
+      <w:r>
+        <w:t xml:space="preserve">is the only claim available, so matching nothing here is not evidence that nothing</w:t>
+      </w:r>
+      <w:r>
+        <w:t xml:space="preserve"> </w:t>
+      </w:r>
+      <w:r>
+        <w:t xml:space="preserve">applies --</w:t>
       </w:r>
       <w:r>
         <w:t xml:space="preserve"> </w:t>
@@ -333,14 +337,18 @@
           <w:rPr>
             <w:rStyle w:val="Hyperlink"/>
           </w:rPr>
-          <w:t xml:space="preserve">what this page did not assess</w:t>
+          <w:t xml:space="preserve">the gaps are named on purpose</w:t>
         </w:r>
       </w:hyperlink>
       <w:r>
-        <w:t xml:space="preserve"> </w:t>
-      </w:r>
-      <w:r>
-        <w:t xml:space="preserve">names the gaps on purpose.</w:t>
+        <w:t xml:space="preserve">.</w:t>
+      </w:r>
+    </w:p>
+    <w:p>
+      <w:r>
+        <w:pict>
+          <v:rect style="width:0;height:1.5pt" o:hralign="center" o:hrstd="t" o:hr="t"/>
+        </w:pict>
       </w:r>
     </w:p>
     <w:bookmarkStart w:id="13" w:name="if-this-is-your-situation"/>
@@ -1030,7 +1038,7 @@
         <w:pStyle w:val="Compact"/>
         <w:numPr>
           <w:ilvl w:val="0"/>
-          <w:numId w:val="1001"/>
+          <w:numId w:val="1002"/>
         </w:numPr>
       </w:pPr>
       <w:r>
@@ -1070,7 +1078,7 @@
         <w:pStyle w:val="Compact"/>
         <w:numPr>
           <w:ilvl w:val="0"/>
-          <w:numId w:val="1001"/>
+          <w:numId w:val="1002"/>
         </w:numPr>
       </w:pPr>
       <w:r>
@@ -1104,7 +1112,7 @@
         <w:pStyle w:val="Compact"/>
         <w:numPr>
           <w:ilvl w:val="0"/>
-          <w:numId w:val="1001"/>
+          <w:numId w:val="1002"/>
         </w:numPr>
       </w:pPr>
       <w:r>
@@ -5180,7 +5188,7 @@
         <w:pStyle w:val="Compact"/>
         <w:numPr>
           <w:ilvl w:val="0"/>
-          <w:numId w:val="1002"/>
+          <w:numId w:val="1003"/>
         </w:numPr>
       </w:pPr>
       <w:r>
@@ -5214,7 +5222,7 @@
         <w:pStyle w:val="Compact"/>
         <w:numPr>
           <w:ilvl w:val="0"/>
-          <w:numId w:val="1002"/>
+          <w:numId w:val="1003"/>
         </w:numPr>
       </w:pPr>
       <w:r>
@@ -5242,7 +5250,7 @@
         <w:pStyle w:val="Compact"/>
         <w:numPr>
           <w:ilvl w:val="0"/>
-          <w:numId w:val="1002"/>
+          <w:numId w:val="1003"/>
         </w:numPr>
       </w:pPr>
       <w:r>
@@ -5270,7 +5278,7 @@
         <w:pStyle w:val="Compact"/>
         <w:numPr>
           <w:ilvl w:val="0"/>
-          <w:numId w:val="1002"/>
+          <w:numId w:val="1003"/>
         </w:numPr>
       </w:pPr>
       <w:r>
@@ -5298,7 +5306,7 @@
         <w:pStyle w:val="Compact"/>
         <w:numPr>
           <w:ilvl w:val="0"/>
-          <w:numId w:val="1002"/>
+          <w:numId w:val="1003"/>
         </w:numPr>
       </w:pPr>
       <w:r>
@@ -5326,7 +5334,7 @@
         <w:pStyle w:val="Compact"/>
         <w:numPr>
           <w:ilvl w:val="0"/>
-          <w:numId w:val="1002"/>
+          <w:numId w:val="1003"/>
         </w:numPr>
       </w:pPr>
       <w:r>
@@ -5354,7 +5362,7 @@
         <w:pStyle w:val="Compact"/>
         <w:numPr>
           <w:ilvl w:val="0"/>
-          <w:numId w:val="1002"/>
+          <w:numId w:val="1003"/>
         </w:numPr>
       </w:pPr>
       <w:r>
@@ -5873,7 +5881,7 @@
         <w:pStyle w:val="Compact"/>
         <w:numPr>
           <w:ilvl w:val="0"/>
-          <w:numId w:val="1003"/>
+          <w:numId w:val="1004"/>
         </w:numPr>
       </w:pPr>
       <w:r>
@@ -5901,7 +5909,7 @@
         <w:pStyle w:val="Compact"/>
         <w:numPr>
           <w:ilvl w:val="0"/>
-          <w:numId w:val="1003"/>
+          <w:numId w:val="1004"/>
         </w:numPr>
       </w:pPr>
       <w:r>
@@ -5929,7 +5937,7 @@
         <w:pStyle w:val="Compact"/>
         <w:numPr>
           <w:ilvl w:val="0"/>
-          <w:numId w:val="1003"/>
+          <w:numId w:val="1004"/>
         </w:numPr>
       </w:pPr>
       <w:r>
@@ -5957,7 +5965,7 @@
         <w:pStyle w:val="Compact"/>
         <w:numPr>
           <w:ilvl w:val="0"/>
-          <w:numId w:val="1003"/>
+          <w:numId w:val="1004"/>
         </w:numPr>
       </w:pPr>
       <w:r>
@@ -5979,7 +5987,7 @@
         <w:pStyle w:val="Compact"/>
         <w:numPr>
           <w:ilvl w:val="0"/>
-          <w:numId w:val="1003"/>
+          <w:numId w:val="1004"/>
         </w:numPr>
       </w:pPr>
       <w:r>
@@ -6405,7 +6413,7 @@
         <w:pStyle w:val="Compact"/>
         <w:numPr>
           <w:ilvl w:val="0"/>
-          <w:numId w:val="1004"/>
+          <w:numId w:val="1005"/>
         </w:numPr>
       </w:pPr>
       <w:r>
@@ -6478,7 +6486,7 @@
         <w:pStyle w:val="Compact"/>
         <w:numPr>
           <w:ilvl w:val="0"/>
-          <w:numId w:val="1004"/>
+          <w:numId w:val="1005"/>
         </w:numPr>
       </w:pPr>
       <w:r>
@@ -6514,7 +6522,7 @@
         <w:pStyle w:val="Compact"/>
         <w:numPr>
           <w:ilvl w:val="0"/>
-          <w:numId w:val="1004"/>
+          <w:numId w:val="1005"/>
         </w:numPr>
       </w:pPr>
       <w:r>
@@ -6542,7 +6550,7 @@
         <w:pStyle w:val="Compact"/>
         <w:numPr>
           <w:ilvl w:val="0"/>
-          <w:numId w:val="1004"/>
+          <w:numId w:val="1005"/>
         </w:numPr>
       </w:pPr>
       <w:r>
@@ -7173,6 +7181,91 @@
       </w:pPr>
     </w:lvl>
   </w:abstractNum>
+  <w:abstractNum w:abstractNumId="99411">
+    <w:nsid w:val="00A99411"/>
+    <w:multiLevelType w:val="multilevel"/>
+    <w:lvl w:ilvl="0">
+      <w:start w:val="1"/>
+      <w:numFmt w:val="decimal"/>
+      <w:lvlText w:val="%1."/>
+      <w:lvlJc w:val="left"/>
+      <w:pPr>
+        <w:ind w:left="720" w:hanging="360"/>
+      </w:pPr>
+    </w:lvl>
+    <w:lvl w:ilvl="1">
+      <w:start w:val="1"/>
+      <w:numFmt w:val="decimal"/>
+      <w:lvlText w:val="%2."/>
+      <w:lvlJc w:val="left"/>
+      <w:pPr>
+        <w:ind w:left="1440" w:hanging="360"/>
+      </w:pPr>
+    </w:lvl>
+    <w:lvl w:ilvl="2">
+      <w:start w:val="1"/>
+      <w:numFmt w:val="decimal"/>
+      <w:lvlText w:val="%3."/>
+      <w:lvlJc w:val="left"/>
+      <w:pPr>
+        <w:ind w:left="2160" w:hanging="360"/>
+      </w:pPr>
+    </w:lvl>
+    <w:lvl w:ilvl="3">
+      <w:start w:val="1"/>
+      <w:numFmt w:val="decimal"/>
+      <w:lvlText w:val="%4."/>
+      <w:lvlJc w:val="left"/>
+      <w:pPr>
+        <w:ind w:left="2880" w:hanging="360"/>
+      </w:pPr>
+    </w:lvl>
+    <w:lvl w:ilvl="4">
+      <w:start w:val="1"/>
+      <w:numFmt w:val="decimal"/>
+      <w:lvlText w:val="%5."/>
+      <w:lvlJc w:val="left"/>
+      <w:pPr>
+        <w:ind w:left="3600" w:hanging="360"/>
+      </w:pPr>
+    </w:lvl>
+    <w:lvl w:ilvl="5">
+      <w:start w:val="1"/>
+      <w:numFmt w:val="decimal"/>
+      <w:lvlText w:val="%6."/>
+      <w:lvlJc w:val="left"/>
+      <w:pPr>
+        <w:ind w:left="4320" w:hanging="360"/>
+      </w:pPr>
+    </w:lvl>
+    <w:lvl w:ilvl="6">
+      <w:start w:val="1"/>
+      <w:numFmt w:val="decimal"/>
+      <w:lvlText w:val="%7."/>
+      <w:lvlJc w:val="left"/>
+      <w:pPr>
+        <w:ind w:left="5040" w:hanging="360"/>
+      </w:pPr>
+    </w:lvl>
+    <w:lvl w:ilvl="7">
+      <w:start w:val="1"/>
+      <w:numFmt w:val="decimal"/>
+      <w:lvlText w:val="%8."/>
+      <w:lvlJc w:val="left"/>
+      <w:pPr>
+        <w:ind w:left="5760" w:hanging="360"/>
+      </w:pPr>
+    </w:lvl>
+    <w:lvl w:ilvl="8">
+      <w:start w:val="1"/>
+      <w:numFmt w:val="decimal"/>
+      <w:lvlText w:val="%9."/>
+      <w:lvlJc w:val="left"/>
+      <w:pPr>
+        <w:ind w:left="6480" w:hanging="360"/>
+      </w:pPr>
+    </w:lvl>
+  </w:abstractNum>
   <w:abstractNum w:abstractNumId="991">
     <w:nsid w:val="0000A991"/>
     <w:multiLevelType w:val="multilevel"/>
@@ -7276,101 +7369,10 @@
       </w:rPr>
     </w:lvl>
   </w:abstractNum>
-  <w:abstractNum w:abstractNumId="99411">
-    <w:nsid w:val="00A99411"/>
-    <w:multiLevelType w:val="multilevel"/>
-    <w:lvl w:ilvl="0">
-      <w:start w:val="1"/>
-      <w:numFmt w:val="decimal"/>
-      <w:lvlText w:val="%1."/>
-      <w:lvlJc w:val="left"/>
-      <w:pPr>
-        <w:ind w:left="720" w:hanging="360"/>
-      </w:pPr>
-    </w:lvl>
-    <w:lvl w:ilvl="1">
-      <w:start w:val="1"/>
-      <w:numFmt w:val="decimal"/>
-      <w:lvlText w:val="%2."/>
-      <w:lvlJc w:val="left"/>
-      <w:pPr>
-        <w:ind w:left="1440" w:hanging="360"/>
-      </w:pPr>
-    </w:lvl>
-    <w:lvl w:ilvl="2">
-      <w:start w:val="1"/>
-      <w:numFmt w:val="decimal"/>
-      <w:lvlText w:val="%3."/>
-      <w:lvlJc w:val="left"/>
-      <w:pPr>
-        <w:ind w:left="2160" w:hanging="360"/>
-      </w:pPr>
-    </w:lvl>
-    <w:lvl w:ilvl="3">
-      <w:start w:val="1"/>
-      <w:numFmt w:val="decimal"/>
-      <w:lvlText w:val="%4."/>
-      <w:lvlJc w:val="left"/>
-      <w:pPr>
-        <w:ind w:left="2880" w:hanging="360"/>
-      </w:pPr>
-    </w:lvl>
-    <w:lvl w:ilvl="4">
-      <w:start w:val="1"/>
-      <w:numFmt w:val="decimal"/>
-      <w:lvlText w:val="%5."/>
-      <w:lvlJc w:val="left"/>
-      <w:pPr>
-        <w:ind w:left="3600" w:hanging="360"/>
-      </w:pPr>
-    </w:lvl>
-    <w:lvl w:ilvl="5">
-      <w:start w:val="1"/>
-      <w:numFmt w:val="decimal"/>
-      <w:lvlText w:val="%6."/>
-      <w:lvlJc w:val="left"/>
-      <w:pPr>
-        <w:ind w:left="4320" w:hanging="360"/>
-      </w:pPr>
-    </w:lvl>
-    <w:lvl w:ilvl="6">
-      <w:start w:val="1"/>
-      <w:numFmt w:val="decimal"/>
-      <w:lvlText w:val="%7."/>
-      <w:lvlJc w:val="left"/>
-      <w:pPr>
-        <w:ind w:left="5040" w:hanging="360"/>
-      </w:pPr>
-    </w:lvl>
-    <w:lvl w:ilvl="7">
-      <w:start w:val="1"/>
-      <w:numFmt w:val="decimal"/>
-      <w:lvlText w:val="%8."/>
-      <w:lvlJc w:val="left"/>
-      <w:pPr>
-        <w:ind w:left="5760" w:hanging="360"/>
-      </w:pPr>
-    </w:lvl>
-    <w:lvl w:ilvl="8">
-      <w:start w:val="1"/>
-      <w:numFmt w:val="decimal"/>
-      <w:lvlText w:val="%9."/>
-      <w:lvlJc w:val="left"/>
-      <w:pPr>
-        <w:ind w:left="6480" w:hanging="360"/>
-      </w:pPr>
-    </w:lvl>
-  </w:abstractNum>
   <w:num w:numId="1000">
     <w:abstractNumId w:val="990"/>
   </w:num>
   <w:num w:numId="1001">
-    <w:abstractNumId w:val="991"/>
-  </w:num>
-  <w:num w:numId="1002">
-    <w:abstractNumId w:val="991"/>
-  </w:num>
-  <w:num w:numId="1003">
     <w:abstractNumId w:val="99411"/>
     <w:lvlOverride w:ilvl="0">
       <w:startOverride w:val="1"/>
@@ -7400,7 +7402,43 @@
       <w:startOverride w:val="1"/>
     </w:lvlOverride>
   </w:num>
+  <w:num w:numId="1002">
+    <w:abstractNumId w:val="991"/>
+  </w:num>
+  <w:num w:numId="1003">
+    <w:abstractNumId w:val="991"/>
+  </w:num>
   <w:num w:numId="1004">
+    <w:abstractNumId w:val="99411"/>
+    <w:lvlOverride w:ilvl="0">
+      <w:startOverride w:val="1"/>
+    </w:lvlOverride>
+    <w:lvlOverride w:ilvl="1">
+      <w:startOverride w:val="1"/>
+    </w:lvlOverride>
+    <w:lvlOverride w:ilvl="2">
+      <w:startOverride w:val="1"/>
+    </w:lvlOverride>
+    <w:lvlOverride w:ilvl="3">
+      <w:startOverride w:val="1"/>
+    </w:lvlOverride>
+    <w:lvlOverride w:ilvl="4">
+      <w:startOverride w:val="1"/>
+    </w:lvlOverride>
+    <w:lvlOverride w:ilvl="5">
+      <w:startOverride w:val="1"/>
+    </w:lvlOverride>
+    <w:lvlOverride w:ilvl="6">
+      <w:startOverride w:val="1"/>
+    </w:lvlOverride>
+    <w:lvlOverride w:ilvl="7">
+      <w:startOverride w:val="1"/>
+    </w:lvlOverride>
+    <w:lvlOverride w:ilvl="8">
+      <w:startOverride w:val="1"/>
+    </w:lvlOverride>
+  </w:num>
+  <w:num w:numId="1005">
     <w:abstractNumId w:val="991"/>
   </w:num>
 </w:numbering>

--- a/docs/standards/word/STANDARDS-LANDSCAPE.docx
+++ b/docs/standards/word/STANDARDS-LANDSCAPE.docx
@@ -3212,7 +3212,7 @@
               <w:pStyle w:val="Compact"/>
             </w:pPr>
             <w:r>
-              <w:t xml:space="preserve">"Addressed to an assessor" does not mean "what an auditor will ask you for". It tells someone how to conduct an examination. Building to it produces controls nothing ever required.</w:t>
+              <w:t xml:space="preserve">"Makes demands of an assessor" does not mean "what an auditor will ask you for". It tells someone how to conduct an examination. Building to it produces controls nothing ever required.</w:t>
             </w:r>
           </w:p>
         </w:tc>
@@ -4493,7 +4493,7 @@
           <w:b/>
           <w:bCs/>
         </w:rPr>
-        <w:t xml:space="preserve">"Addressed to an assessor" does not mean "what an auditor will ask you for".</w:t>
+        <w:t xml:space="preserve">"Makes demands of an assessor" does not mean "what an auditor will ask you for".</w:t>
       </w:r>
       <w:r>
         <w:t xml:space="preserve"> </w:t>
